--- a/reports/Report.docx
+++ b/reports/Report.docx
@@ -581,7 +581,7 @@
           <w:szCs w:val="28"/>
           <w:lang w:eastAsia="en-US" w:bidi="en-US"/>
         </w:rPr>
-        <w:t>5</w:t>
+        <w:t>6</w:t>
       </w:r>
     </w:p>
     <w:p>
@@ -1096,7 +1096,6 @@
       <w:pPr>
         <w:pStyle w:val="a4"/>
         <w:ind w:firstLine="708"/>
-        <w:jc w:val="both"/>
       </w:pPr>
       <w:r>
         <w:t>Название проекта</w:t>
@@ -1111,7 +1110,6 @@
     <w:p>
       <w:pPr>
         <w:pStyle w:val="a4"/>
-        <w:jc w:val="both"/>
       </w:pPr>
       <w:r>
         <w:t>Актуальность</w:t>
@@ -1124,7 +1122,6 @@
       <w:pPr>
         <w:pStyle w:val="a4"/>
         <w:ind w:firstLine="708"/>
-        <w:jc w:val="both"/>
       </w:pPr>
       <w:r>
         <w:t>В современных организациях, особенно в банковской сфере, большое значение имеет качественный и своевременный учёт персонала. Банк может включать множество подразделений, сотрудников, должностей и кадровых статусов. При использовании бумажных документов или разрозненных таблиц возникают проблемы с поиском информации, обновлением данных, контролем статусов сотрудников и формированием отчётности.</w:t>
@@ -1134,7 +1131,6 @@
       <w:pPr>
         <w:pStyle w:val="a4"/>
         <w:ind w:firstLine="708"/>
-        <w:jc w:val="both"/>
       </w:pPr>
       <w:r>
         <w:t>Разработка информационной системы по учёту персонала позволяет упростить работу HR-отдела, ускорить поиск нужных сведений, снизить вероятность ошибок и обеспечить более удобное хранение кадровой информации.</w:t>
@@ -1144,7 +1140,6 @@
       <w:pPr>
         <w:pStyle w:val="a4"/>
         <w:ind w:firstLine="708"/>
-        <w:jc w:val="both"/>
       </w:pPr>
       <w:r>
         <w:t>Информационная система помогает сделать учет персонала более удобным, структурированным и наглядным для HR-отдела.</w:t>
@@ -1154,7 +1149,6 @@
       <w:pPr>
         <w:pStyle w:val="a4"/>
         <w:ind w:firstLine="708"/>
-        <w:jc w:val="both"/>
       </w:pPr>
       <w:r>
         <w:t>Цель проекта - разработать веб-ориентированный прототип системы, позволяющей хранить информацию о сотрудниках, подразделениях, должностях и кадровых статусах.</w:t>
@@ -1164,7 +1158,6 @@
       <w:pPr>
         <w:pStyle w:val="a4"/>
         <w:ind w:firstLine="708"/>
-        <w:jc w:val="both"/>
       </w:pPr>
       <w:r>
         <w:t>Основные задачи</w:t>
@@ -1183,7 +1176,6 @@
           <w:ilvl w:val="0"/>
           <w:numId w:val="12"/>
         </w:numPr>
-        <w:jc w:val="both"/>
       </w:pPr>
       <w:r>
         <w:t>ведение базы сотрудников;</w:t>
@@ -1196,7 +1188,6 @@
           <w:ilvl w:val="0"/>
           <w:numId w:val="12"/>
         </w:numPr>
-        <w:jc w:val="both"/>
       </w:pPr>
       <w:r>
         <w:t>учёт подразделений банка;</w:t>
@@ -1209,7 +1200,6 @@
           <w:ilvl w:val="0"/>
           <w:numId w:val="12"/>
         </w:numPr>
-        <w:jc w:val="both"/>
       </w:pPr>
       <w:r>
         <w:t>хранение кадровой информации;</w:t>
@@ -1222,7 +1212,6 @@
           <w:ilvl w:val="0"/>
           <w:numId w:val="12"/>
         </w:numPr>
-        <w:jc w:val="both"/>
       </w:pPr>
       <w:r>
         <w:lastRenderedPageBreak/>
@@ -1236,7 +1225,6 @@
           <w:ilvl w:val="0"/>
           <w:numId w:val="12"/>
         </w:numPr>
-        <w:jc w:val="both"/>
       </w:pPr>
       <w:r>
         <w:t>просмотр статистики по персоналу;</w:t>
@@ -1249,7 +1237,6 @@
           <w:ilvl w:val="0"/>
           <w:numId w:val="12"/>
         </w:numPr>
-        <w:jc w:val="both"/>
       </w:pPr>
       <w:r>
         <w:t>подготовка документации по проекту;</w:t>
@@ -1262,7 +1249,6 @@
           <w:ilvl w:val="0"/>
           <w:numId w:val="12"/>
         </w:numPr>
-        <w:jc w:val="both"/>
       </w:pPr>
       <w:r>
         <w:t xml:space="preserve">размещение проекта в </w:t>
@@ -1279,7 +1265,6 @@
     <w:p>
       <w:pPr>
         <w:pStyle w:val="a4"/>
-        <w:jc w:val="both"/>
       </w:pPr>
       <w:r>
         <w:t>Планируемый функционал</w:t>
@@ -1289,7 +1274,6 @@
       <w:pPr>
         <w:pStyle w:val="a4"/>
         <w:ind w:firstLine="708"/>
-        <w:jc w:val="both"/>
       </w:pPr>
       <w:r>
         <w:t>В рамках учебного проекта планируется реализовать следующие разделы:</w:t>
@@ -1302,7 +1286,6 @@
           <w:ilvl w:val="0"/>
           <w:numId w:val="17"/>
         </w:numPr>
-        <w:jc w:val="both"/>
       </w:pPr>
       <w:r>
         <w:t>Главная страница</w:t>
@@ -1315,7 +1298,6 @@
           <w:ilvl w:val="0"/>
           <w:numId w:val="17"/>
         </w:numPr>
-        <w:jc w:val="both"/>
       </w:pPr>
       <w:r>
         <w:t>Главная страница содержит краткое описание системы, её назначение и основные возможности.</w:t>
@@ -1328,7 +1310,6 @@
           <w:ilvl w:val="0"/>
           <w:numId w:val="17"/>
         </w:numPr>
-        <w:jc w:val="both"/>
       </w:pPr>
       <w:r>
         <w:t>Сотрудники</w:t>
@@ -1338,7 +1319,6 @@
       <w:pPr>
         <w:pStyle w:val="a4"/>
         <w:ind w:firstLine="708"/>
-        <w:jc w:val="both"/>
       </w:pPr>
       <w:r>
         <w:t>Раздел предназначен для отображения списка сотрудников банка. Для каждого сотрудника указываются:</w:t>
@@ -1351,7 +1331,6 @@
           <w:ilvl w:val="0"/>
           <w:numId w:val="18"/>
         </w:numPr>
-        <w:jc w:val="both"/>
       </w:pPr>
       <w:r>
         <w:t>табельный номер;</w:t>
@@ -1364,7 +1343,6 @@
           <w:ilvl w:val="0"/>
           <w:numId w:val="18"/>
         </w:numPr>
-        <w:jc w:val="both"/>
       </w:pPr>
       <w:r>
         <w:t>ФИО;</w:t>
@@ -1377,7 +1355,6 @@
           <w:ilvl w:val="0"/>
           <w:numId w:val="18"/>
         </w:numPr>
-        <w:jc w:val="both"/>
       </w:pPr>
       <w:r>
         <w:t>должность;</w:t>
@@ -1390,7 +1367,6 @@
           <w:ilvl w:val="0"/>
           <w:numId w:val="18"/>
         </w:numPr>
-        <w:jc w:val="both"/>
       </w:pPr>
       <w:r>
         <w:t>подразделение;</w:t>
@@ -1403,7 +1379,6 @@
           <w:ilvl w:val="0"/>
           <w:numId w:val="18"/>
         </w:numPr>
-        <w:jc w:val="both"/>
       </w:pPr>
       <w:r>
         <w:t>кадровый статус.</w:t>
@@ -1413,7 +1388,6 @@
       <w:pPr>
         <w:pStyle w:val="a4"/>
         <w:ind w:firstLine="708"/>
-        <w:jc w:val="both"/>
       </w:pPr>
       <w:r>
         <w:t>Также предусматривается возможность поиска и фильтрации сотрудников.</w:t>
@@ -1422,13 +1396,11 @@
     <w:p>
       <w:pPr>
         <w:pStyle w:val="a4"/>
-        <w:jc w:val="both"/>
-      </w:pPr>
-    </w:p>
-    <w:p>
-      <w:pPr>
-        <w:pStyle w:val="a4"/>
-        <w:jc w:val="both"/>
+      </w:pPr>
+    </w:p>
+    <w:p>
+      <w:pPr>
+        <w:pStyle w:val="a4"/>
       </w:pPr>
       <w:r>
         <w:lastRenderedPageBreak/>
@@ -1439,7 +1411,6 @@
       <w:pPr>
         <w:pStyle w:val="a4"/>
         <w:ind w:firstLine="708"/>
-        <w:jc w:val="both"/>
       </w:pPr>
       <w:r>
         <w:t>Карточка сотрудника содержит более подробную информацию:</w:t>
@@ -1452,7 +1423,6 @@
           <w:ilvl w:val="0"/>
           <w:numId w:val="19"/>
         </w:numPr>
-        <w:jc w:val="both"/>
       </w:pPr>
       <w:r>
         <w:t>ФИО;</w:t>
@@ -1465,7 +1435,6 @@
           <w:ilvl w:val="0"/>
           <w:numId w:val="19"/>
         </w:numPr>
-        <w:jc w:val="both"/>
       </w:pPr>
       <w:r>
         <w:t>дата рождения;</w:t>
@@ -1478,7 +1447,6 @@
           <w:ilvl w:val="0"/>
           <w:numId w:val="19"/>
         </w:numPr>
-        <w:jc w:val="both"/>
       </w:pPr>
       <w:r>
         <w:t>должность;</w:t>
@@ -1491,7 +1459,6 @@
           <w:ilvl w:val="0"/>
           <w:numId w:val="19"/>
         </w:numPr>
-        <w:jc w:val="both"/>
       </w:pPr>
       <w:r>
         <w:t>дата приёма;</w:t>
@@ -1504,7 +1471,6 @@
           <w:ilvl w:val="0"/>
           <w:numId w:val="19"/>
         </w:numPr>
-        <w:jc w:val="both"/>
       </w:pPr>
       <w:r>
         <w:t>стаж;</w:t>
@@ -1517,7 +1483,6 @@
           <w:ilvl w:val="0"/>
           <w:numId w:val="19"/>
         </w:numPr>
-        <w:jc w:val="both"/>
       </w:pPr>
       <w:r>
         <w:t>контакты;</w:t>
@@ -1530,7 +1495,6 @@
           <w:ilvl w:val="0"/>
           <w:numId w:val="19"/>
         </w:numPr>
-        <w:jc w:val="both"/>
       </w:pPr>
       <w:r>
         <w:t>подразделение;</w:t>
@@ -1543,7 +1507,6 @@
           <w:ilvl w:val="0"/>
           <w:numId w:val="19"/>
         </w:numPr>
-        <w:jc w:val="both"/>
       </w:pPr>
       <w:r>
         <w:t>текущий статус.</w:t>
@@ -1552,7 +1515,6 @@
     <w:p>
       <w:pPr>
         <w:pStyle w:val="a4"/>
-        <w:jc w:val="both"/>
       </w:pPr>
       <w:r>
         <w:t>Подразделения</w:t>
@@ -1562,7 +1524,6 @@
       <w:pPr>
         <w:pStyle w:val="a4"/>
         <w:ind w:firstLine="708"/>
-        <w:jc w:val="both"/>
       </w:pPr>
       <w:r>
         <w:t xml:space="preserve">Раздел содержит список основных подразделений банка, </w:t>
@@ -1583,7 +1544,6 @@
           <w:ilvl w:val="0"/>
           <w:numId w:val="20"/>
         </w:numPr>
-        <w:jc w:val="both"/>
       </w:pPr>
       <w:r>
         <w:t>HR-отдел;</w:t>
@@ -1596,7 +1556,6 @@
           <w:ilvl w:val="0"/>
           <w:numId w:val="20"/>
         </w:numPr>
-        <w:jc w:val="both"/>
       </w:pPr>
       <w:r>
         <w:t>кредитный отдел;</w:t>
@@ -1609,7 +1568,6 @@
           <w:ilvl w:val="0"/>
           <w:numId w:val="20"/>
         </w:numPr>
-        <w:jc w:val="both"/>
       </w:pPr>
       <w:r>
         <w:t>отдел рисков;</w:t>
@@ -1622,7 +1580,6 @@
           <w:ilvl w:val="0"/>
           <w:numId w:val="20"/>
         </w:numPr>
-        <w:jc w:val="both"/>
       </w:pPr>
       <w:r>
         <w:t>IT-отдел;</w:t>
@@ -1635,7 +1592,6 @@
           <w:ilvl w:val="0"/>
           <w:numId w:val="20"/>
         </w:numPr>
-        <w:jc w:val="both"/>
       </w:pPr>
       <w:r>
         <w:t>финансовый отдел;</w:t>
@@ -1648,7 +1604,6 @@
           <w:ilvl w:val="0"/>
           <w:numId w:val="20"/>
         </w:numPr>
-        <w:jc w:val="both"/>
       </w:pPr>
       <w:r>
         <w:t>служба безопасности.</w:t>
@@ -1657,19 +1612,16 @@
     <w:p>
       <w:pPr>
         <w:pStyle w:val="a4"/>
-        <w:jc w:val="both"/>
-      </w:pPr>
-    </w:p>
-    <w:p>
-      <w:pPr>
-        <w:pStyle w:val="a4"/>
-        <w:jc w:val="both"/>
-      </w:pPr>
-    </w:p>
-    <w:p>
-      <w:pPr>
-        <w:pStyle w:val="a4"/>
-        <w:jc w:val="both"/>
+      </w:pPr>
+    </w:p>
+    <w:p>
+      <w:pPr>
+        <w:pStyle w:val="a4"/>
+      </w:pPr>
+    </w:p>
+    <w:p>
+      <w:pPr>
+        <w:pStyle w:val="a4"/>
       </w:pPr>
       <w:r>
         <w:lastRenderedPageBreak/>
@@ -1680,7 +1632,6 @@
       <w:pPr>
         <w:pStyle w:val="a4"/>
         <w:ind w:firstLine="708"/>
-        <w:jc w:val="both"/>
       </w:pPr>
       <w:r>
         <w:t>Раздел статистики предназначен для отображения обобщённой информации:</w:t>
@@ -1693,7 +1644,6 @@
           <w:ilvl w:val="0"/>
           <w:numId w:val="21"/>
         </w:numPr>
-        <w:jc w:val="both"/>
       </w:pPr>
       <w:r>
         <w:t>общее количество сотрудников;</w:t>
@@ -1706,7 +1656,6 @@
           <w:ilvl w:val="0"/>
           <w:numId w:val="21"/>
         </w:numPr>
-        <w:jc w:val="both"/>
       </w:pPr>
       <w:r>
         <w:t>количество сотрудников по подразделениям;</w:t>
@@ -1719,7 +1668,6 @@
           <w:ilvl w:val="0"/>
           <w:numId w:val="21"/>
         </w:numPr>
-        <w:jc w:val="both"/>
       </w:pPr>
       <w:r>
         <w:t>распределение по должностям;</w:t>
@@ -1732,7 +1680,6 @@
           <w:ilvl w:val="0"/>
           <w:numId w:val="21"/>
         </w:numPr>
-        <w:jc w:val="both"/>
       </w:pPr>
       <w:r>
         <w:t>количество сотрудников с разными кадровыми статусами.</w:t>
@@ -1741,7 +1688,6 @@
     <w:p>
       <w:pPr>
         <w:pStyle w:val="a4"/>
-        <w:jc w:val="both"/>
       </w:pPr>
       <w:r>
         <w:t>Ожидаемый результат</w:t>
@@ -1751,7 +1697,6 @@
       <w:pPr>
         <w:pStyle w:val="a4"/>
         <w:ind w:firstLine="708"/>
-        <w:jc w:val="both"/>
       </w:pPr>
       <w:r>
         <w:t xml:space="preserve">В результате выполнения проекта должен быть создан учебный прототип информационной системы по учёту персонала в банке, включающий статический сайт проекта, интерфейсные страницы системы, документацию в формате </w:t>
@@ -1769,7 +1714,6 @@
       <w:pPr>
         <w:pStyle w:val="a4"/>
         <w:ind w:firstLine="708"/>
-        <w:jc w:val="both"/>
       </w:pPr>
       <w:r>
         <w:t xml:space="preserve">Проект позволит продемонстрировать навыки работы с </w:t>
@@ -1801,7 +1745,6 @@
       <w:pPr>
         <w:pStyle w:val="a4"/>
         <w:ind w:left="708"/>
-        <w:jc w:val="both"/>
       </w:pPr>
     </w:p>
     <w:p>
@@ -1851,7 +1794,6 @@
     <w:p>
       <w:pPr>
         <w:pStyle w:val="a4"/>
-        <w:jc w:val="both"/>
       </w:pPr>
       <w:r>
         <w:t>Наименование заказчика</w:t>
@@ -1864,7 +1806,6 @@
       <w:pPr>
         <w:pStyle w:val="a4"/>
         <w:ind w:firstLine="708"/>
-        <w:jc w:val="both"/>
       </w:pPr>
       <w:r>
         <w:t>Акционерное общество «Региональный кредитный альянс» (АО «РКА»)</w:t>
@@ -1878,7 +1819,6 @@
       <w:pPr>
         <w:pStyle w:val="a4"/>
         <w:ind w:firstLine="708"/>
-        <w:jc w:val="both"/>
       </w:pPr>
       <w:r>
         <w:t>Банк работает на рынке с 2008 года, имеет лицензию ЦБ РФ на осуществление банковских операций. Штат сотрудников — более 2 500 человек.</w:t>
@@ -1888,7 +1828,6 @@
       <w:pPr>
         <w:pStyle w:val="a4"/>
         <w:ind w:firstLine="708"/>
-        <w:jc w:val="both"/>
       </w:pPr>
       <w:r>
         <w:t>Организационная структура</w:t>
@@ -1901,7 +1840,6 @@
       <w:pPr>
         <w:pStyle w:val="a4"/>
         <w:ind w:firstLine="708"/>
-        <w:jc w:val="both"/>
       </w:pPr>
       <w:r>
         <w:t>Организационная структура АО «РКА» — линейно-функциональная. Высший орган управления — Общее собрание акционеров, оперативное руководство осуществляет Правление во главе с Председателем Правления.</w:t>
@@ -1911,7 +1849,6 @@
       <w:pPr>
         <w:pStyle w:val="a4"/>
         <w:ind w:firstLine="708"/>
-        <w:jc w:val="both"/>
       </w:pPr>
       <w:r>
         <w:t>Основные подразделения, имеющие отношение к проекту учёта персонала:</w:t>
@@ -1924,7 +1861,6 @@
           <w:ilvl w:val="0"/>
           <w:numId w:val="4"/>
         </w:numPr>
-        <w:jc w:val="both"/>
       </w:pPr>
       <w:r>
         <w:t>Департамент управления персоналом (ДУП) — инициатор проекта</w:t>
@@ -1937,7 +1873,6 @@
           <w:ilvl w:val="0"/>
           <w:numId w:val="4"/>
         </w:numPr>
-        <w:jc w:val="both"/>
       </w:pPr>
       <w:r>
         <w:t>Департамент информационных технологий (ДИТ)</w:t>
@@ -1950,7 +1885,6 @@
           <w:ilvl w:val="0"/>
           <w:numId w:val="4"/>
         </w:numPr>
-        <w:jc w:val="both"/>
       </w:pPr>
       <w:r>
         <w:t>Юридический департамент</w:t>
@@ -1963,7 +1897,6 @@
           <w:ilvl w:val="0"/>
           <w:numId w:val="4"/>
         </w:numPr>
-        <w:jc w:val="both"/>
       </w:pPr>
       <w:r>
         <w:t>Департамент безопасности</w:t>
@@ -1976,7 +1909,6 @@
           <w:ilvl w:val="0"/>
           <w:numId w:val="4"/>
         </w:numPr>
-        <w:jc w:val="both"/>
       </w:pPr>
       <w:r>
         <w:t>Финансовый департамент</w:t>
@@ -1989,7 +1921,6 @@
           <w:ilvl w:val="0"/>
           <w:numId w:val="4"/>
         </w:numPr>
-        <w:jc w:val="both"/>
       </w:pPr>
       <w:r>
         <w:t>Бухгалтерия</w:t>
@@ -2002,7 +1933,6 @@
           <w:ilvl w:val="0"/>
           <w:numId w:val="4"/>
         </w:numPr>
-        <w:jc w:val="both"/>
       </w:pPr>
       <w:r>
         <w:t>Филиалы и дополнительные офисы (14 точек присутствия в 4 регионах)</w:t>
@@ -2012,7 +1942,6 @@
       <w:pPr>
         <w:pStyle w:val="a4"/>
         <w:ind w:firstLine="708"/>
-        <w:jc w:val="both"/>
       </w:pPr>
       <w:r>
         <w:t>ДУП включает отделы: кадрового делопроизводства, организации труда и заработной платы, обучения и развития, подбора персонала.</w:t>
@@ -2022,7 +1951,6 @@
       <w:pPr>
         <w:pStyle w:val="a4"/>
         <w:ind w:firstLine="708"/>
-        <w:jc w:val="both"/>
       </w:pPr>
       <w:r>
         <w:lastRenderedPageBreak/>
@@ -2036,7 +1964,6 @@
       <w:pPr>
         <w:pStyle w:val="a4"/>
         <w:ind w:firstLine="708"/>
-        <w:jc w:val="both"/>
       </w:pPr>
       <w:r>
         <w:t>АО «Региональный кредитный альянс» предоставляет полный спектр банковских услуг для физических и юридических лиц:</w:t>
@@ -2049,7 +1976,6 @@
           <w:ilvl w:val="0"/>
           <w:numId w:val="8"/>
         </w:numPr>
-        <w:jc w:val="both"/>
       </w:pPr>
       <w:r>
         <w:t>Расчётно-кассовое обслуживание</w:t>
@@ -2062,7 +1988,6 @@
           <w:ilvl w:val="0"/>
           <w:numId w:val="8"/>
         </w:numPr>
-        <w:jc w:val="both"/>
       </w:pPr>
       <w:r>
         <w:t>Кредитование (потребительское, ипотечное, бизнес-кредиты)</w:t>
@@ -2075,7 +2000,6 @@
           <w:ilvl w:val="0"/>
           <w:numId w:val="8"/>
         </w:numPr>
-        <w:jc w:val="both"/>
       </w:pPr>
       <w:r>
         <w:t>Депозиты и вклады</w:t>
@@ -2088,7 +2012,6 @@
           <w:ilvl w:val="0"/>
           <w:numId w:val="8"/>
         </w:numPr>
-        <w:jc w:val="both"/>
       </w:pPr>
       <w:r>
         <w:t>Банковские карты</w:t>
@@ -2101,7 +2024,6 @@
           <w:ilvl w:val="0"/>
           <w:numId w:val="8"/>
         </w:numPr>
-        <w:jc w:val="both"/>
       </w:pPr>
       <w:r>
         <w:t xml:space="preserve">Интернет-банк для </w:t>
@@ -2122,7 +2044,6 @@
           <w:ilvl w:val="0"/>
           <w:numId w:val="8"/>
         </w:numPr>
-        <w:jc w:val="both"/>
       </w:pPr>
       <w:r>
         <w:t>Операции с ценными бумагами</w:t>
@@ -2132,7 +2053,6 @@
       <w:pPr>
         <w:pStyle w:val="a4"/>
         <w:ind w:firstLine="708"/>
-        <w:jc w:val="both"/>
       </w:pPr>
       <w:r>
         <w:t>На момент инициирования проекта учёт персонала в банке вёлся разрозненно:</w:t>
@@ -2145,7 +2065,6 @@
           <w:ilvl w:val="0"/>
           <w:numId w:val="9"/>
         </w:numPr>
-        <w:jc w:val="both"/>
       </w:pPr>
       <w:r>
         <w:t>Кадровое делопроизводство — в 1</w:t>
@@ -2166,7 +2085,6 @@
           <w:ilvl w:val="0"/>
           <w:numId w:val="9"/>
         </w:numPr>
-        <w:jc w:val="both"/>
       </w:pPr>
       <w:r>
         <w:t xml:space="preserve">Расчёт зарплаты — в самодельной </w:t>
@@ -2187,7 +2105,6 @@
           <w:ilvl w:val="0"/>
           <w:numId w:val="9"/>
         </w:numPr>
-        <w:jc w:val="both"/>
       </w:pPr>
       <w:r>
         <w:t>Контроль отпусков и больничных — частично в электронных таблицах, частично на бумаге</w:t>
@@ -2200,7 +2117,6 @@
           <w:ilvl w:val="0"/>
           <w:numId w:val="9"/>
         </w:numPr>
-        <w:jc w:val="both"/>
       </w:pPr>
       <w:r>
         <w:t>Отчётность в ЦБ по персоналу (форма 0409602 и др.) формировалась вручную за 7–10 рабочих дней</w:t>
@@ -2209,7 +2125,6 @@
     <w:p>
       <w:pPr>
         <w:pStyle w:val="a4"/>
-        <w:jc w:val="both"/>
       </w:pPr>
       <w:r>
         <w:t>Это привело к следующим проблемам:</w:t>
@@ -2222,7 +2137,6 @@
           <w:ilvl w:val="0"/>
           <w:numId w:val="10"/>
         </w:numPr>
-        <w:jc w:val="both"/>
       </w:pPr>
       <w:r>
         <w:t>Частые ошибки при расчёте зарплаты</w:t>
@@ -2235,7 +2149,6 @@
           <w:ilvl w:val="0"/>
           <w:numId w:val="10"/>
         </w:numPr>
-        <w:jc w:val="both"/>
       </w:pPr>
       <w:r>
         <w:t>Нарушение сроков сдачи отчётности</w:t>
@@ -2248,7 +2161,6 @@
           <w:ilvl w:val="0"/>
           <w:numId w:val="10"/>
         </w:numPr>
-        <w:jc w:val="both"/>
       </w:pPr>
       <w:r>
         <w:lastRenderedPageBreak/>
@@ -2262,7 +2174,6 @@
           <w:ilvl w:val="0"/>
           <w:numId w:val="10"/>
         </w:numPr>
-        <w:jc w:val="both"/>
       </w:pPr>
       <w:r>
         <w:t>Высокая нагрузка на сотрудников отдела кадров (9 человек)</w:t>
@@ -2275,7 +2186,6 @@
           <w:ilvl w:val="0"/>
           <w:numId w:val="10"/>
         </w:numPr>
-        <w:jc w:val="both"/>
       </w:pPr>
       <w:r>
         <w:t>Сложности при проверках ЦБ и трудовой инспекции</w:t>
@@ -2285,7 +2195,6 @@
       <w:pPr>
         <w:pStyle w:val="a4"/>
         <w:ind w:firstLine="708"/>
-        <w:jc w:val="both"/>
       </w:pPr>
       <w:r>
         <w:t>В связи с этим руководство банка приняло решение о внедрении современной информационной системы учёта персонала, которая должна обеспечить централизованный учёт, автоматизацию расчётов и интеграцию с действующим банковским ПО (АБС «RS</w:t>
@@ -2314,89 +2223,77 @@
       <w:pPr>
         <w:pStyle w:val="a4"/>
         <w:ind w:firstLine="708"/>
-        <w:jc w:val="both"/>
-      </w:pPr>
-    </w:p>
-    <w:p>
-      <w:pPr>
-        <w:pStyle w:val="a4"/>
-      </w:pPr>
-    </w:p>
-    <w:p>
-      <w:pPr>
-        <w:pStyle w:val="a4"/>
-        <w:ind w:firstLine="708"/>
-        <w:jc w:val="both"/>
-      </w:pPr>
-    </w:p>
-    <w:p>
-      <w:pPr>
-        <w:pStyle w:val="a4"/>
-        <w:ind w:firstLine="708"/>
-        <w:jc w:val="both"/>
-      </w:pPr>
-    </w:p>
-    <w:p>
-      <w:pPr>
-        <w:pStyle w:val="a4"/>
-        <w:ind w:firstLine="708"/>
-        <w:jc w:val="both"/>
-      </w:pPr>
-    </w:p>
-    <w:p>
-      <w:pPr>
-        <w:pStyle w:val="a4"/>
-        <w:ind w:firstLine="708"/>
-        <w:jc w:val="both"/>
-      </w:pPr>
-    </w:p>
-    <w:p>
-      <w:pPr>
-        <w:pStyle w:val="a4"/>
-        <w:ind w:firstLine="708"/>
-        <w:jc w:val="both"/>
-      </w:pPr>
-    </w:p>
-    <w:p>
-      <w:pPr>
-        <w:pStyle w:val="a4"/>
-        <w:ind w:firstLine="708"/>
-        <w:jc w:val="both"/>
-      </w:pPr>
-    </w:p>
-    <w:p>
-      <w:pPr>
-        <w:pStyle w:val="a4"/>
-        <w:ind w:firstLine="708"/>
-        <w:jc w:val="both"/>
-      </w:pPr>
-    </w:p>
-    <w:p>
-      <w:pPr>
-        <w:pStyle w:val="a4"/>
-        <w:ind w:firstLine="708"/>
-        <w:jc w:val="both"/>
-      </w:pPr>
-    </w:p>
-    <w:p>
-      <w:pPr>
-        <w:pStyle w:val="a4"/>
-        <w:ind w:firstLine="708"/>
-        <w:jc w:val="both"/>
-      </w:pPr>
-    </w:p>
-    <w:p>
-      <w:pPr>
-        <w:pStyle w:val="a4"/>
-        <w:ind w:firstLine="708"/>
-        <w:jc w:val="both"/>
-      </w:pPr>
-    </w:p>
-    <w:p>
-      <w:pPr>
-        <w:pStyle w:val="a4"/>
-        <w:ind w:firstLine="708"/>
-        <w:jc w:val="both"/>
+      </w:pPr>
+    </w:p>
+    <w:p>
+      <w:pPr>
+        <w:pStyle w:val="a4"/>
+      </w:pPr>
+    </w:p>
+    <w:p>
+      <w:pPr>
+        <w:pStyle w:val="a4"/>
+        <w:ind w:firstLine="708"/>
+      </w:pPr>
+    </w:p>
+    <w:p>
+      <w:pPr>
+        <w:pStyle w:val="a4"/>
+        <w:ind w:firstLine="708"/>
+      </w:pPr>
+    </w:p>
+    <w:p>
+      <w:pPr>
+        <w:pStyle w:val="a4"/>
+        <w:ind w:firstLine="708"/>
+      </w:pPr>
+    </w:p>
+    <w:p>
+      <w:pPr>
+        <w:pStyle w:val="a4"/>
+        <w:ind w:firstLine="708"/>
+      </w:pPr>
+    </w:p>
+    <w:p>
+      <w:pPr>
+        <w:pStyle w:val="a4"/>
+        <w:ind w:firstLine="708"/>
+      </w:pPr>
+    </w:p>
+    <w:p>
+      <w:pPr>
+        <w:pStyle w:val="a4"/>
+        <w:ind w:firstLine="708"/>
+      </w:pPr>
+    </w:p>
+    <w:p>
+      <w:pPr>
+        <w:pStyle w:val="a4"/>
+        <w:ind w:firstLine="708"/>
+      </w:pPr>
+    </w:p>
+    <w:p>
+      <w:pPr>
+        <w:pStyle w:val="a4"/>
+        <w:ind w:firstLine="708"/>
+      </w:pPr>
+    </w:p>
+    <w:p>
+      <w:pPr>
+        <w:pStyle w:val="a4"/>
+        <w:ind w:firstLine="708"/>
+      </w:pPr>
+    </w:p>
+    <w:p>
+      <w:pPr>
+        <w:pStyle w:val="a4"/>
+        <w:ind w:firstLine="708"/>
+      </w:pPr>
+    </w:p>
+    <w:p>
+      <w:pPr>
+        <w:pStyle w:val="a4"/>
+        <w:ind w:firstLine="708"/>
       </w:pPr>
     </w:p>
     <w:p>
@@ -2413,7 +2310,6 @@
     <w:p>
       <w:pPr>
         <w:pStyle w:val="a4"/>
-        <w:jc w:val="both"/>
       </w:pPr>
       <w:r>
         <w:tab/>
@@ -2500,7 +2396,6 @@
       <w:pPr>
         <w:pStyle w:val="a4"/>
         <w:ind w:firstLine="708"/>
-        <w:jc w:val="both"/>
         <w:rPr>
           <w:rFonts w:eastAsia="Times New Roman"/>
           <w:szCs w:val="24"/>
@@ -2521,7 +2416,6 @@
           <w:ilvl w:val="0"/>
           <w:numId w:val="23"/>
         </w:numPr>
-        <w:jc w:val="both"/>
         <w:rPr>
           <w:rFonts w:eastAsia="Times New Roman"/>
           <w:szCs w:val="24"/>
@@ -2542,7 +2436,6 @@
           <w:ilvl w:val="0"/>
           <w:numId w:val="23"/>
         </w:numPr>
-        <w:jc w:val="both"/>
         <w:rPr>
           <w:rFonts w:eastAsia="Times New Roman"/>
           <w:szCs w:val="24"/>
@@ -2598,7 +2491,6 @@
           <w:ilvl w:val="0"/>
           <w:numId w:val="25"/>
         </w:numPr>
-        <w:jc w:val="both"/>
       </w:pPr>
       <w:r>
         <w:t xml:space="preserve">Создайте личный или групповой </w:t>
@@ -2635,7 +2527,6 @@
           <w:ilvl w:val="0"/>
           <w:numId w:val="25"/>
         </w:numPr>
-        <w:jc w:val="both"/>
       </w:pPr>
       <w:r>
         <w:lastRenderedPageBreak/>
@@ -2673,7 +2564,6 @@
           <w:ilvl w:val="0"/>
           <w:numId w:val="25"/>
         </w:numPr>
-        <w:jc w:val="both"/>
       </w:pPr>
       <w:r>
         <w:t xml:space="preserve">Регулярно фиксируйте изменения с осмысленными сообщениями к </w:t>
@@ -2694,7 +2584,6 @@
           <w:ilvl w:val="0"/>
           <w:numId w:val="25"/>
         </w:numPr>
-        <w:jc w:val="both"/>
       </w:pPr>
       <w:r>
         <w:t>Ожидаемое время: 5 часов.</w:t>
@@ -2703,7 +2592,6 @@
     <w:p>
       <w:pPr>
         <w:pStyle w:val="a4"/>
-        <w:jc w:val="both"/>
       </w:pPr>
       <w:r>
         <w:t xml:space="preserve">2. </w:t>
@@ -2727,7 +2615,6 @@
           <w:ilvl w:val="0"/>
           <w:numId w:val="26"/>
         </w:numPr>
-        <w:jc w:val="both"/>
       </w:pPr>
       <w:r>
         <w:t xml:space="preserve">Все материалы проекта (описание, журнал прогресса и др.) должны быть оформлены в формате </w:t>
@@ -2748,7 +2635,6 @@
           <w:ilvl w:val="0"/>
           <w:numId w:val="26"/>
         </w:numPr>
-        <w:jc w:val="both"/>
       </w:pPr>
       <w:r>
         <w:t xml:space="preserve">Изучите синтаксис </w:t>
@@ -2769,7 +2655,6 @@
           <w:ilvl w:val="0"/>
           <w:numId w:val="26"/>
         </w:numPr>
-        <w:jc w:val="both"/>
       </w:pPr>
       <w:r>
         <w:t>Ожидаемое время: 5 часов.</w:t>
@@ -2778,7 +2663,6 @@
     <w:p>
       <w:pPr>
         <w:pStyle w:val="a4"/>
-        <w:jc w:val="both"/>
       </w:pPr>
       <w:r>
         <w:t xml:space="preserve">3. </w:t>
@@ -2791,7 +2675,6 @@
       <w:pPr>
         <w:pStyle w:val="a4"/>
         <w:ind w:firstLine="708"/>
-        <w:jc w:val="both"/>
       </w:pPr>
       <w:r>
         <w:t>Вы можете использовать только HTML и CSS для создания сайта, если освоение более сложных инструментов представляется трудным. Это делает задание доступным для студентов с базовым уровнем подготовки.</w:t>
@@ -2801,7 +2684,6 @@
       <w:pPr>
         <w:pStyle w:val="a4"/>
         <w:ind w:firstLine="708"/>
-        <w:jc w:val="both"/>
       </w:pPr>
       <w:r>
         <w:t xml:space="preserve">Желательно применять генераторы статических сайтов, такие как </w:t>
@@ -2859,7 +2741,6 @@
       <w:pPr>
         <w:pStyle w:val="a4"/>
         <w:ind w:firstLine="708"/>
-        <w:jc w:val="both"/>
       </w:pPr>
       <w:r>
         <w:t>Создайте новый сайт об основном проекте по дисциплине «Проектная деятельность», выберите тему и добавьте контент. Оформление и наполнение сайта должны быть уникальными (не совпадать с работами других студентов) более, чем на 50%.</w:t>
@@ -2868,7 +2749,6 @@
     <w:p>
       <w:pPr>
         <w:pStyle w:val="a4"/>
-        <w:jc w:val="both"/>
       </w:pPr>
       <w:r>
         <w:t>Сайт должен включать:</w:t>
@@ -2881,7 +2761,6 @@
           <w:ilvl w:val="0"/>
           <w:numId w:val="27"/>
         </w:numPr>
-        <w:jc w:val="both"/>
       </w:pPr>
       <w:r>
         <w:t>Домашнюю страницу с аннотацией проекта.</w:t>
@@ -2894,7 +2773,6 @@
           <w:ilvl w:val="0"/>
           <w:numId w:val="27"/>
         </w:numPr>
-        <w:jc w:val="both"/>
       </w:pPr>
       <w:r>
         <w:lastRenderedPageBreak/>
@@ -2908,7 +2786,6 @@
           <w:ilvl w:val="0"/>
           <w:numId w:val="27"/>
         </w:numPr>
-        <w:jc w:val="both"/>
       </w:pPr>
       <w:r>
         <w:t>Страницу или раздел «Участники» с описанием личного вклада каждого участника группы в проект по «Проектной деятельности».</w:t>
@@ -2921,7 +2798,6 @@
           <w:ilvl w:val="0"/>
           <w:numId w:val="27"/>
         </w:numPr>
-        <w:jc w:val="both"/>
       </w:pPr>
       <w:r>
         <w:t>Страницу или раздел «Журнал» с минимум тремя постами (новостями, блоками) о прогрессе работы.</w:t>
@@ -2934,7 +2810,6 @@
           <w:ilvl w:val="0"/>
           <w:numId w:val="27"/>
         </w:numPr>
-        <w:jc w:val="both"/>
       </w:pPr>
       <w:r>
         <w:t>Страницу «Ресурсы» со ссылками на полезные материалы (ссылки на организацию-партнёра, сайты и статьи, позволяющие лучше понять суть проекта).</w:t>
@@ -2944,7 +2819,6 @@
       <w:pPr>
         <w:pStyle w:val="a4"/>
         <w:ind w:firstLine="708"/>
-        <w:jc w:val="both"/>
       </w:pPr>
       <w:r>
         <w:t>Оформите страницы сайта графическими материалами (фотографиями, схемами, диаграммами, иллюстрациями) и другой медиа информацией (видео).</w:t>
@@ -2954,7 +2828,6 @@
       <w:pPr>
         <w:pStyle w:val="a4"/>
         <w:ind w:firstLine="708"/>
-        <w:jc w:val="both"/>
       </w:pPr>
       <w:r>
         <w:t>Ожидаемое время: изучение и настройка — 10–14 часов, дизайн и наполнение — 4–8 часов.</w:t>
@@ -2963,7 +2836,6 @@
     <w:p>
       <w:pPr>
         <w:pStyle w:val="a4"/>
-        <w:jc w:val="both"/>
       </w:pPr>
       <w:r>
         <w:t xml:space="preserve">4. </w:t>
@@ -2976,7 +2848,6 @@
       <w:pPr>
         <w:pStyle w:val="a4"/>
         <w:ind w:firstLine="708"/>
-        <w:jc w:val="both"/>
       </w:pPr>
       <w:r>
         <w:t>Организуйте взаимодействие с партнёрской организацией (визит, онлайн-встреча или стажировка).</w:t>
@@ -2986,7 +2857,6 @@
       <w:pPr>
         <w:pStyle w:val="a4"/>
         <w:ind w:firstLine="708"/>
-        <w:jc w:val="both"/>
       </w:pPr>
       <w:r>
         <w:t xml:space="preserve">Участвуйте в профильных мероприятиях по тематике проекта и профилю организации-партнёра (конференции, выставки, </w:t>
@@ -3012,7 +2882,6 @@
       <w:pPr>
         <w:pStyle w:val="a4"/>
         <w:ind w:firstLine="708"/>
-        <w:jc w:val="both"/>
       </w:pPr>
       <w:r>
         <w:t>Уточнение: Взаимодействие осуществляется через куратора проекта по проектной деятельности, закреплённого за вашим проектом, и ответственного по проектной практике, закреплённого за учебной группой.</w:t>
@@ -3022,7 +2891,6 @@
       <w:pPr>
         <w:pStyle w:val="a4"/>
         <w:ind w:firstLine="708"/>
-        <w:jc w:val="both"/>
       </w:pPr>
       <w:r>
         <w:t xml:space="preserve">Напишите отчёт в формате </w:t>
@@ -3048,7 +2916,6 @@
       <w:pPr>
         <w:pStyle w:val="a4"/>
         <w:ind w:firstLine="708"/>
-        <w:jc w:val="both"/>
       </w:pPr>
       <w:r>
         <w:lastRenderedPageBreak/>
@@ -3059,7 +2926,6 @@
       <w:pPr>
         <w:pStyle w:val="a4"/>
         <w:ind w:firstLine="708"/>
-        <w:jc w:val="both"/>
       </w:pPr>
       <w:r>
         <w:t>Ожидаемое время: взаимодействие — 4 часа, написание отчёта — 4 часа.</w:t>
@@ -3068,7 +2934,6 @@
     <w:p>
       <w:pPr>
         <w:pStyle w:val="a4"/>
-        <w:jc w:val="both"/>
       </w:pPr>
       <w:r>
         <w:t xml:space="preserve">5. </w:t>
@@ -3084,7 +2949,6 @@
           <w:ilvl w:val="0"/>
           <w:numId w:val="28"/>
         </w:numPr>
-        <w:jc w:val="both"/>
       </w:pPr>
       <w:r>
         <w:t xml:space="preserve">Составьте отчёт по проектной (учебной) практике на основании шаблона (структуры), размещённого в папке </w:t>
@@ -3105,7 +2969,6 @@
           <w:ilvl w:val="0"/>
           <w:numId w:val="28"/>
         </w:numPr>
-        <w:jc w:val="both"/>
       </w:pPr>
       <w:r>
         <w:t xml:space="preserve">Разместите отчёт в </w:t>
@@ -3134,7 +2997,6 @@
           <w:ilvl w:val="0"/>
           <w:numId w:val="28"/>
         </w:numPr>
-        <w:jc w:val="both"/>
       </w:pPr>
       <w:r>
         <w:t xml:space="preserve">Сформируйте PDF-версию отчёта и также разместите её в папке </w:t>
@@ -3163,7 +3025,6 @@
           <w:ilvl w:val="0"/>
           <w:numId w:val="28"/>
         </w:numPr>
-        <w:jc w:val="both"/>
       </w:pPr>
       <w:r>
         <w:t>Загрузите оба файла отчёта (DOCX и PDF) в СДО (LMS) в курсе, который будет указан ответственным за проектную (учебную) практику.</w:t>
@@ -3172,49 +3033,41 @@
     <w:p>
       <w:pPr>
         <w:pStyle w:val="a4"/>
-        <w:jc w:val="both"/>
-      </w:pPr>
-    </w:p>
-    <w:p>
-      <w:pPr>
-        <w:pStyle w:val="a4"/>
-        <w:jc w:val="both"/>
-      </w:pPr>
-    </w:p>
-    <w:p>
-      <w:pPr>
-        <w:pStyle w:val="a4"/>
-        <w:jc w:val="both"/>
-      </w:pPr>
-    </w:p>
-    <w:p>
-      <w:pPr>
-        <w:pStyle w:val="a4"/>
-        <w:jc w:val="both"/>
-      </w:pPr>
-    </w:p>
-    <w:p>
-      <w:pPr>
-        <w:pStyle w:val="a4"/>
-        <w:jc w:val="both"/>
-      </w:pPr>
-    </w:p>
-    <w:p>
-      <w:pPr>
-        <w:pStyle w:val="a4"/>
-        <w:jc w:val="both"/>
-      </w:pPr>
-    </w:p>
-    <w:p>
-      <w:pPr>
-        <w:pStyle w:val="a4"/>
-        <w:jc w:val="both"/>
-      </w:pPr>
-    </w:p>
-    <w:p>
-      <w:pPr>
-        <w:pStyle w:val="a4"/>
-        <w:jc w:val="both"/>
+      </w:pPr>
+    </w:p>
+    <w:p>
+      <w:pPr>
+        <w:pStyle w:val="a4"/>
+      </w:pPr>
+    </w:p>
+    <w:p>
+      <w:pPr>
+        <w:pStyle w:val="a4"/>
+      </w:pPr>
+    </w:p>
+    <w:p>
+      <w:pPr>
+        <w:pStyle w:val="a4"/>
+      </w:pPr>
+    </w:p>
+    <w:p>
+      <w:pPr>
+        <w:pStyle w:val="a4"/>
+      </w:pPr>
+    </w:p>
+    <w:p>
+      <w:pPr>
+        <w:pStyle w:val="a4"/>
+      </w:pPr>
+    </w:p>
+    <w:p>
+      <w:pPr>
+        <w:pStyle w:val="a4"/>
+      </w:pPr>
+    </w:p>
+    <w:p>
+      <w:pPr>
+        <w:pStyle w:val="a4"/>
       </w:pPr>
     </w:p>
     <w:p>
@@ -3253,133 +3106,815 @@
       <w:pPr>
         <w:pStyle w:val="a4"/>
         <w:ind w:firstLine="708"/>
-        <w:jc w:val="both"/>
-      </w:pPr>
-      <w:r>
-        <w:t xml:space="preserve">В ходе прохождения проектной практики автором была разработана и внедрена информационная система учёта персонала для банка АО «Региональный кредитный альянс». В результате создания и запуска системы были достигнуты следующие ключевые результаты. </w:t>
-      </w:r>
-    </w:p>
-    <w:p>
-      <w:pPr>
-        <w:pStyle w:val="a4"/>
-        <w:ind w:firstLine="708"/>
-        <w:jc w:val="both"/>
-      </w:pPr>
-      <w:r>
-        <w:t xml:space="preserve">В первую очередь удалось полностью централизовать кадровый учёт: данные всех 2 500 сотрудников, включая 14 филиалов и дополнительных офисов в четырёх регионах, теперь консолидированы в единой базе данных в режиме реального времени, что исключило потерю информации и дублирование записей. </w:t>
-      </w:r>
-    </w:p>
-    <w:p>
-      <w:pPr>
-        <w:pStyle w:val="a4"/>
-        <w:ind w:firstLine="708"/>
-        <w:jc w:val="both"/>
-      </w:pPr>
-      <w:r>
-        <w:t xml:space="preserve">Во-вторых, была полностью автоматизирована процедура расчёта заработной платы, премий и налогов — время на формирование месячного расчётного листа сократилось с трёх рабочих дней до четырёх часов, а количество ошибок при начислениях снизилось на 95% по сравнению с прежней системой, основанной на </w:t>
-      </w:r>
-      <w:proofErr w:type="spellStart"/>
-      <w:r>
-        <w:t>Excel</w:t>
-      </w:r>
-      <w:proofErr w:type="spellEnd"/>
-      <w:r>
-        <w:t xml:space="preserve">-таблицах. </w:t>
-      </w:r>
-    </w:p>
-    <w:p>
-      <w:pPr>
-        <w:pStyle w:val="a4"/>
-        <w:ind w:firstLine="708"/>
-        <w:jc w:val="both"/>
-      </w:pPr>
-      <w:r>
-        <w:t xml:space="preserve">В-третьих, внедрение модуля учёта по Положению ЦБ РФ № 465-П позволило автоматически формировать оценочные обязательства по отпускам и резервы на выплату вознаграждений, что ранее выполнялось вручную и занимало до пяти дней. Кроме того, значительно повысилась скорость подготовки регламентированной отчётности для Центрального банка и Росстата: например, форма 0409602 (сведения о персонале) теперь формируется за 2 часа вместо 7–10 рабочих дней. </w:t>
-      </w:r>
-    </w:p>
-    <w:p>
-      <w:pPr>
-        <w:pStyle w:val="a4"/>
-        <w:ind w:firstLine="708"/>
-        <w:jc w:val="both"/>
-      </w:pPr>
-      <w:r>
-        <w:t>Также была реализована интеграция с действующим банковским ПО — автоматизированной банковской системой «RS</w:t>
-      </w:r>
-      <w:r>
-        <w:noBreakHyphen/>
-      </w:r>
-      <w:proofErr w:type="spellStart"/>
-      <w:r>
-        <w:t>Bank</w:t>
-      </w:r>
-      <w:proofErr w:type="spellEnd"/>
-      <w:r>
-        <w:t xml:space="preserve">» и системой электронного документооборота «1С-Документооборот», что обеспечило автоматический обмен данными о приёме, перемещении и увольнении сотрудников без участия человека. </w:t>
-      </w:r>
-    </w:p>
-    <w:p>
-      <w:pPr>
-        <w:pStyle w:val="a4"/>
-        <w:ind w:firstLine="708"/>
-        <w:jc w:val="both"/>
-      </w:pPr>
-      <w:r>
+      </w:pPr>
+      <w:r>
+        <w:t xml:space="preserve">В ходе прохождения проектной практики автором была разработана и внедрена информационная система учёта персонала для банка АО «Региональный кредитный альянс». </w:t>
+      </w:r>
+    </w:p>
+    <w:p>
+      <w:pPr>
+        <w:pStyle w:val="a4"/>
+        <w:ind w:left="-851" w:firstLine="708"/>
+        <w:jc w:val="center"/>
+      </w:pPr>
+      <w:r>
+        <w:rPr>
+          <w:noProof/>
+        </w:rPr>
+        <w:drawing>
+          <wp:inline distT="0" distB="0" distL="0" distR="0" wp14:anchorId="76CFEEB3" wp14:editId="51A0BD7C">
+            <wp:extent cx="5940425" cy="2392045"/>
+            <wp:effectExtent l="0" t="0" r="3175" b="8255"/>
+            <wp:docPr id="1" name="Рисунок 1"/>
+            <wp:cNvGraphicFramePr>
+              <a:graphicFrameLocks xmlns:a="http://schemas.openxmlformats.org/drawingml/2006/main" noChangeAspect="1"/>
+            </wp:cNvGraphicFramePr>
+            <a:graphic xmlns:a="http://schemas.openxmlformats.org/drawingml/2006/main">
+              <a:graphicData uri="http://schemas.openxmlformats.org/drawingml/2006/picture">
+                <pic:pic xmlns:pic="http://schemas.openxmlformats.org/drawingml/2006/picture">
+                  <pic:nvPicPr>
+                    <pic:cNvPr id="1" name=""/>
+                    <pic:cNvPicPr/>
+                  </pic:nvPicPr>
+                  <pic:blipFill>
+                    <a:blip r:embed="rId6"/>
+                    <a:stretch>
+                      <a:fillRect/>
+                    </a:stretch>
+                  </pic:blipFill>
+                  <pic:spPr>
+                    <a:xfrm>
+                      <a:off x="0" y="0"/>
+                      <a:ext cx="5940425" cy="2392045"/>
+                    </a:xfrm>
+                    <a:prstGeom prst="rect">
+                      <a:avLst/>
+                    </a:prstGeom>
+                  </pic:spPr>
+                </pic:pic>
+              </a:graphicData>
+            </a:graphic>
+          </wp:inline>
+        </w:drawing>
+      </w:r>
+    </w:p>
+    <w:p>
+      <w:pPr>
+        <w:pStyle w:val="a4"/>
+        <w:ind w:left="-851" w:firstLine="708"/>
+        <w:jc w:val="center"/>
+      </w:pPr>
+      <w:r>
+        <w:t>Рисунок 1 – Главная страница информационной системы по учёту персонала в банке</w:t>
+      </w:r>
+    </w:p>
+    <w:p>
+      <w:pPr>
+        <w:pStyle w:val="a4"/>
+        <w:ind w:left="-851" w:firstLine="708"/>
+      </w:pPr>
+      <w:r>
+        <w:t xml:space="preserve"> На данном изображение продемонстрирована главная страница информационной системы по учёту персонала в банке. Вверху страницу видны полностью функционирующие вкладки</w:t>
+      </w:r>
+      <w:r>
+        <w:t>:</w:t>
+      </w:r>
+      <w:r>
+        <w:t xml:space="preserve"> «Главная», «О проекте», «Участники», «Журнал» и «Ресурсы». По середине страницы </w:t>
+      </w:r>
+      <w:r>
+        <w:t>расположены основные функции данной системы, а также краткое описание самого проекта.</w:t>
+      </w:r>
+    </w:p>
+    <w:p>
+      <w:pPr>
+        <w:pStyle w:val="a4"/>
+        <w:ind w:left="-851" w:firstLine="708"/>
+        <w:jc w:val="center"/>
+      </w:pPr>
+      <w:r>
+        <w:rPr>
+          <w:noProof/>
+        </w:rPr>
         <w:lastRenderedPageBreak/>
-        <w:t xml:space="preserve">Важным достижением стало снижение нагрузки на сотрудников отдела кадров: благодаря автоматизации рутинных операций штат отдела был оптимизирован с 9 до 6 человек, при этом объём обрабатываемых документов вырос на 30% без потери качества. </w:t>
-      </w:r>
-    </w:p>
-    <w:p>
-      <w:pPr>
-        <w:pStyle w:val="a4"/>
-        <w:ind w:firstLine="708"/>
-        <w:jc w:val="both"/>
-      </w:pPr>
-      <w:r>
-        <w:t xml:space="preserve">В ходе проекта также были разработаны удобные аналитические отчёты для руководства — по текучести кадров, возрастному и образовательному составу, выполнению бюджета фонда оплаты труда по подразделениям, что повысило качество управленческих решений. Дополнительным результатом стало обеспечение конфиденциальности персональных данных сотрудников за счёт разграничения прав доступа: теперь каждый пользователь системы видит только те сведения, которые необходимы ему для выполнения должностных обязанностей. </w:t>
-      </w:r>
-    </w:p>
-    <w:p>
-      <w:pPr>
-        <w:pStyle w:val="a4"/>
-        <w:ind w:firstLine="708"/>
-        <w:jc w:val="both"/>
-      </w:pPr>
-      <w:r>
-        <w:t xml:space="preserve">По итогам внедрения информационной системы сроки обработки кадровых документов (заявлений, приказов, трудовых договоров) сократились в среднем на 60%, а удовлетворённость работой кадровой службы, измеренная методом анонимного опроса руководителей подразделений, выросла с 2,5 до 4,7 балла по пятибалльной шкале. Всего за три месяца промышленной эксплуатации системы было обработано более 1 200 кадровых событий (приём, увольнение, перевод, больничные, отпуска) без единой ошибки, что подтверждено актами внутренних аудитов. </w:t>
-      </w:r>
-    </w:p>
-    <w:p>
-      <w:pPr>
-        <w:pStyle w:val="a4"/>
-        <w:ind w:firstLine="708"/>
-        <w:jc w:val="both"/>
-      </w:pPr>
-      <w:r>
-        <w:t xml:space="preserve">Таким образом, созданная информационная система учёта персонала полностью решила исходные проблемы заказчика, обеспечила соответствие регуляторным требованиям Центрального банка, снизила операционные риски и принесла измеримый экономический эффект, </w:t>
-      </w:r>
-      <w:r>
-        <w:t>который, по предварительной оценке,</w:t>
-      </w:r>
-      <w:r>
-        <w:t xml:space="preserve"> составил около 4,2 миллиона рублей экономии в год за счёт сокращения трудозатрат и предотвращения штрафов.</w:t>
-      </w:r>
-      <w:r>
-        <w:t>\</w:t>
-      </w:r>
-    </w:p>
-    <w:p>
-      <w:pPr>
-        <w:pStyle w:val="a4"/>
-        <w:ind w:firstLine="708"/>
-        <w:jc w:val="both"/>
-      </w:pPr>
-    </w:p>
-    <w:p>
-      <w:pPr>
-        <w:pStyle w:val="a4"/>
-        <w:ind w:firstLine="708"/>
-        <w:jc w:val="both"/>
+        <w:drawing>
+          <wp:inline distT="0" distB="0" distL="0" distR="0" wp14:anchorId="7DC9B701" wp14:editId="3E2D13AA">
+            <wp:extent cx="4981958" cy="2752725"/>
+            <wp:effectExtent l="0" t="0" r="9525" b="0"/>
+            <wp:docPr id="2" name="Рисунок 2"/>
+            <wp:cNvGraphicFramePr>
+              <a:graphicFrameLocks xmlns:a="http://schemas.openxmlformats.org/drawingml/2006/main" noChangeAspect="1"/>
+            </wp:cNvGraphicFramePr>
+            <a:graphic xmlns:a="http://schemas.openxmlformats.org/drawingml/2006/main">
+              <a:graphicData uri="http://schemas.openxmlformats.org/drawingml/2006/picture">
+                <pic:pic xmlns:pic="http://schemas.openxmlformats.org/drawingml/2006/picture">
+                  <pic:nvPicPr>
+                    <pic:cNvPr id="1" name=""/>
+                    <pic:cNvPicPr/>
+                  </pic:nvPicPr>
+                  <pic:blipFill>
+                    <a:blip r:embed="rId7"/>
+                    <a:stretch>
+                      <a:fillRect/>
+                    </a:stretch>
+                  </pic:blipFill>
+                  <pic:spPr>
+                    <a:xfrm>
+                      <a:off x="0" y="0"/>
+                      <a:ext cx="5011952" cy="2769298"/>
+                    </a:xfrm>
+                    <a:prstGeom prst="rect">
+                      <a:avLst/>
+                    </a:prstGeom>
+                  </pic:spPr>
+                </pic:pic>
+              </a:graphicData>
+            </a:graphic>
+          </wp:inline>
+        </w:drawing>
+      </w:r>
+    </w:p>
+    <w:p>
+      <w:pPr>
+        <w:pStyle w:val="a4"/>
+        <w:ind w:left="-851" w:firstLine="708"/>
+        <w:jc w:val="center"/>
+      </w:pPr>
+      <w:r>
+        <w:t>Рисунок 2 – Низ главной страницы системы</w:t>
+      </w:r>
+    </w:p>
+    <w:p>
+      <w:pPr>
+        <w:pStyle w:val="a4"/>
+        <w:ind w:left="-143" w:firstLine="851"/>
+      </w:pPr>
+      <w:r>
+        <w:t>На рисунке 2 отчётливо видна краткая информация о том, что реализуется в проекте, а также цель самого проекта и используемые технологии.</w:t>
+      </w:r>
+    </w:p>
+    <w:p>
+      <w:pPr>
+        <w:pStyle w:val="a4"/>
+        <w:ind w:firstLine="708"/>
+        <w:jc w:val="center"/>
+      </w:pPr>
+      <w:r>
+        <w:rPr>
+          <w:noProof/>
+        </w:rPr>
+        <w:drawing>
+          <wp:inline distT="0" distB="0" distL="0" distR="0" wp14:anchorId="5E99CC38" wp14:editId="1005FEA7">
+            <wp:extent cx="4780186" cy="2158365"/>
+            <wp:effectExtent l="0" t="0" r="1905" b="0"/>
+            <wp:docPr id="3" name="Рисунок 3"/>
+            <wp:cNvGraphicFramePr>
+              <a:graphicFrameLocks xmlns:a="http://schemas.openxmlformats.org/drawingml/2006/main" noChangeAspect="1"/>
+            </wp:cNvGraphicFramePr>
+            <a:graphic xmlns:a="http://schemas.openxmlformats.org/drawingml/2006/main">
+              <a:graphicData uri="http://schemas.openxmlformats.org/drawingml/2006/picture">
+                <pic:pic xmlns:pic="http://schemas.openxmlformats.org/drawingml/2006/picture">
+                  <pic:nvPicPr>
+                    <pic:cNvPr id="1" name=""/>
+                    <pic:cNvPicPr/>
+                  </pic:nvPicPr>
+                  <pic:blipFill>
+                    <a:blip r:embed="rId8"/>
+                    <a:stretch>
+                      <a:fillRect/>
+                    </a:stretch>
+                  </pic:blipFill>
+                  <pic:spPr>
+                    <a:xfrm>
+                      <a:off x="0" y="0"/>
+                      <a:ext cx="4793315" cy="2164293"/>
+                    </a:xfrm>
+                    <a:prstGeom prst="rect">
+                      <a:avLst/>
+                    </a:prstGeom>
+                  </pic:spPr>
+                </pic:pic>
+              </a:graphicData>
+            </a:graphic>
+          </wp:inline>
+        </w:drawing>
+      </w:r>
+    </w:p>
+    <w:p>
+      <w:pPr>
+        <w:pStyle w:val="a4"/>
+        <w:ind w:firstLine="708"/>
+        <w:jc w:val="center"/>
+      </w:pPr>
+      <w:r>
+        <w:t>Рисунок 3 – вкладка «О проекте»</w:t>
+      </w:r>
+    </w:p>
+    <w:p>
+      <w:pPr>
+        <w:pStyle w:val="a4"/>
+        <w:ind w:firstLine="708"/>
+        <w:jc w:val="center"/>
+      </w:pPr>
+      <w:r>
+        <w:rPr>
+          <w:noProof/>
+        </w:rPr>
+        <w:lastRenderedPageBreak/>
+        <w:drawing>
+          <wp:inline distT="0" distB="0" distL="0" distR="0" wp14:anchorId="55CDC650" wp14:editId="42FEA2D2">
+            <wp:extent cx="3657600" cy="1989688"/>
+            <wp:effectExtent l="0" t="0" r="0" b="0"/>
+            <wp:docPr id="4" name="Рисунок 4"/>
+            <wp:cNvGraphicFramePr>
+              <a:graphicFrameLocks xmlns:a="http://schemas.openxmlformats.org/drawingml/2006/main" noChangeAspect="1"/>
+            </wp:cNvGraphicFramePr>
+            <a:graphic xmlns:a="http://schemas.openxmlformats.org/drawingml/2006/main">
+              <a:graphicData uri="http://schemas.openxmlformats.org/drawingml/2006/picture">
+                <pic:pic xmlns:pic="http://schemas.openxmlformats.org/drawingml/2006/picture">
+                  <pic:nvPicPr>
+                    <pic:cNvPr id="1" name=""/>
+                    <pic:cNvPicPr/>
+                  </pic:nvPicPr>
+                  <pic:blipFill>
+                    <a:blip r:embed="rId9"/>
+                    <a:stretch>
+                      <a:fillRect/>
+                    </a:stretch>
+                  </pic:blipFill>
+                  <pic:spPr>
+                    <a:xfrm>
+                      <a:off x="0" y="0"/>
+                      <a:ext cx="3675910" cy="1999648"/>
+                    </a:xfrm>
+                    <a:prstGeom prst="rect">
+                      <a:avLst/>
+                    </a:prstGeom>
+                  </pic:spPr>
+                </pic:pic>
+              </a:graphicData>
+            </a:graphic>
+          </wp:inline>
+        </w:drawing>
+      </w:r>
+    </w:p>
+    <w:p>
+      <w:pPr>
+        <w:pStyle w:val="a4"/>
+        <w:ind w:firstLine="708"/>
+        <w:jc w:val="center"/>
+      </w:pPr>
+      <w:r>
+        <w:t>Рисунок 4 – Архитектура системы по учёту персонала в банке</w:t>
+      </w:r>
+    </w:p>
+    <w:p>
+      <w:pPr>
+        <w:pStyle w:val="a4"/>
+        <w:ind w:firstLine="708"/>
+      </w:pPr>
+      <w:r>
+        <w:t>Раздел о проекте даёт информацию пользователю о чём проект, его актуальность и цель данного проекта. Также чуть ниже странице «О проекте» наглядно показан визуальный пример архитектуры проекта, как именно данная система будет работать.</w:t>
+      </w:r>
+    </w:p>
+    <w:p>
+      <w:pPr>
+        <w:pStyle w:val="a4"/>
+        <w:ind w:firstLine="708"/>
+        <w:jc w:val="center"/>
+      </w:pPr>
+      <w:r>
+        <w:rPr>
+          <w:noProof/>
+        </w:rPr>
+        <w:drawing>
+          <wp:inline distT="0" distB="0" distL="0" distR="0" wp14:anchorId="722044BD" wp14:editId="1D8AFB2A">
+            <wp:extent cx="4512881" cy="2800350"/>
+            <wp:effectExtent l="0" t="0" r="2540" b="0"/>
+            <wp:docPr id="5" name="Рисунок 5"/>
+            <wp:cNvGraphicFramePr>
+              <a:graphicFrameLocks xmlns:a="http://schemas.openxmlformats.org/drawingml/2006/main" noChangeAspect="1"/>
+            </wp:cNvGraphicFramePr>
+            <a:graphic xmlns:a="http://schemas.openxmlformats.org/drawingml/2006/main">
+              <a:graphicData uri="http://schemas.openxmlformats.org/drawingml/2006/picture">
+                <pic:pic xmlns:pic="http://schemas.openxmlformats.org/drawingml/2006/picture">
+                  <pic:nvPicPr>
+                    <pic:cNvPr id="1" name=""/>
+                    <pic:cNvPicPr/>
+                  </pic:nvPicPr>
+                  <pic:blipFill>
+                    <a:blip r:embed="rId10"/>
+                    <a:stretch>
+                      <a:fillRect/>
+                    </a:stretch>
+                  </pic:blipFill>
+                  <pic:spPr>
+                    <a:xfrm>
+                      <a:off x="0" y="0"/>
+                      <a:ext cx="4523364" cy="2806855"/>
+                    </a:xfrm>
+                    <a:prstGeom prst="rect">
+                      <a:avLst/>
+                    </a:prstGeom>
+                  </pic:spPr>
+                </pic:pic>
+              </a:graphicData>
+            </a:graphic>
+          </wp:inline>
+        </w:drawing>
+      </w:r>
+    </w:p>
+    <w:p>
+      <w:pPr>
+        <w:pStyle w:val="a4"/>
+        <w:ind w:firstLine="708"/>
+        <w:jc w:val="center"/>
+      </w:pPr>
+      <w:r>
+        <w:t>Рисунок 5 – вкладка «Участники»</w:t>
+      </w:r>
+    </w:p>
+    <w:p>
+      <w:pPr>
+        <w:pStyle w:val="a4"/>
+        <w:ind w:firstLine="708"/>
+        <w:jc w:val="center"/>
+      </w:pPr>
+      <w:r>
+        <w:rPr>
+          <w:noProof/>
+        </w:rPr>
+        <w:lastRenderedPageBreak/>
+        <w:drawing>
+          <wp:inline distT="0" distB="0" distL="0" distR="0" wp14:anchorId="32966441" wp14:editId="276DCDF9">
+            <wp:extent cx="4405382" cy="5111750"/>
+            <wp:effectExtent l="0" t="0" r="0" b="0"/>
+            <wp:docPr id="6" name="Рисунок 6"/>
+            <wp:cNvGraphicFramePr>
+              <a:graphicFrameLocks xmlns:a="http://schemas.openxmlformats.org/drawingml/2006/main" noChangeAspect="1"/>
+            </wp:cNvGraphicFramePr>
+            <a:graphic xmlns:a="http://schemas.openxmlformats.org/drawingml/2006/main">
+              <a:graphicData uri="http://schemas.openxmlformats.org/drawingml/2006/picture">
+                <pic:pic xmlns:pic="http://schemas.openxmlformats.org/drawingml/2006/picture">
+                  <pic:nvPicPr>
+                    <pic:cNvPr id="1" name=""/>
+                    <pic:cNvPicPr/>
+                  </pic:nvPicPr>
+                  <pic:blipFill>
+                    <a:blip r:embed="rId11"/>
+                    <a:stretch>
+                      <a:fillRect/>
+                    </a:stretch>
+                  </pic:blipFill>
+                  <pic:spPr>
+                    <a:xfrm>
+                      <a:off x="0" y="0"/>
+                      <a:ext cx="4422522" cy="5131638"/>
+                    </a:xfrm>
+                    <a:prstGeom prst="rect">
+                      <a:avLst/>
+                    </a:prstGeom>
+                  </pic:spPr>
+                </pic:pic>
+              </a:graphicData>
+            </a:graphic>
+          </wp:inline>
+        </w:drawing>
+      </w:r>
+    </w:p>
+    <w:p>
+      <w:pPr>
+        <w:pStyle w:val="a4"/>
+        <w:ind w:firstLine="708"/>
+        <w:jc w:val="center"/>
+      </w:pPr>
+      <w:r>
+        <w:t>Рисунок 6 – вкладка «Журнал»</w:t>
+      </w:r>
+    </w:p>
+    <w:p>
+      <w:pPr>
+        <w:pStyle w:val="a4"/>
+        <w:ind w:firstLine="708"/>
+      </w:pPr>
+      <w:r>
+        <w:t xml:space="preserve">На данной вкладке </w:t>
+      </w:r>
+      <w:r>
+        <w:t>кратко отражены все основные этапы данного проекта. Благодаря данной схеме была построена система по учёту персонала в банке.</w:t>
+      </w:r>
+    </w:p>
+    <w:p>
+      <w:pPr>
+        <w:pStyle w:val="a4"/>
+        <w:ind w:firstLine="708"/>
+        <w:jc w:val="center"/>
+      </w:pPr>
+      <w:r>
+        <w:rPr>
+          <w:noProof/>
+        </w:rPr>
+        <w:drawing>
+          <wp:inline distT="0" distB="0" distL="0" distR="0" wp14:anchorId="5C791B27" wp14:editId="1F51D32B">
+            <wp:extent cx="2910890" cy="1807210"/>
+            <wp:effectExtent l="0" t="0" r="3810" b="2540"/>
+            <wp:docPr id="7" name="Рисунок 7"/>
+            <wp:cNvGraphicFramePr>
+              <a:graphicFrameLocks xmlns:a="http://schemas.openxmlformats.org/drawingml/2006/main" noChangeAspect="1"/>
+            </wp:cNvGraphicFramePr>
+            <a:graphic xmlns:a="http://schemas.openxmlformats.org/drawingml/2006/main">
+              <a:graphicData uri="http://schemas.openxmlformats.org/drawingml/2006/picture">
+                <pic:pic xmlns:pic="http://schemas.openxmlformats.org/drawingml/2006/picture">
+                  <pic:nvPicPr>
+                    <pic:cNvPr id="1" name=""/>
+                    <pic:cNvPicPr/>
+                  </pic:nvPicPr>
+                  <pic:blipFill>
+                    <a:blip r:embed="rId12"/>
+                    <a:stretch>
+                      <a:fillRect/>
+                    </a:stretch>
+                  </pic:blipFill>
+                  <pic:spPr>
+                    <a:xfrm>
+                      <a:off x="0" y="0"/>
+                      <a:ext cx="2943216" cy="1827279"/>
+                    </a:xfrm>
+                    <a:prstGeom prst="rect">
+                      <a:avLst/>
+                    </a:prstGeom>
+                  </pic:spPr>
+                </pic:pic>
+              </a:graphicData>
+            </a:graphic>
+          </wp:inline>
+        </w:drawing>
+      </w:r>
+    </w:p>
+    <w:p>
+      <w:pPr>
+        <w:pStyle w:val="a4"/>
+        <w:ind w:firstLine="708"/>
+        <w:jc w:val="center"/>
+      </w:pPr>
+      <w:r>
+        <w:t>Рисунок 7 – вкладка «Ресурсы»</w:t>
+      </w:r>
+    </w:p>
+    <w:p>
+      <w:pPr>
+        <w:pStyle w:val="a4"/>
+        <w:ind w:firstLine="708"/>
+        <w:jc w:val="center"/>
+      </w:pPr>
+      <w:r>
+        <w:rPr>
+          <w:noProof/>
+        </w:rPr>
+        <w:lastRenderedPageBreak/>
+        <w:drawing>
+          <wp:inline distT="0" distB="0" distL="0" distR="0" wp14:anchorId="3A454C46" wp14:editId="617586C4">
+            <wp:extent cx="4145178" cy="2287270"/>
+            <wp:effectExtent l="0" t="0" r="8255" b="0"/>
+            <wp:docPr id="8" name="Рисунок 8"/>
+            <wp:cNvGraphicFramePr>
+              <a:graphicFrameLocks xmlns:a="http://schemas.openxmlformats.org/drawingml/2006/main" noChangeAspect="1"/>
+            </wp:cNvGraphicFramePr>
+            <a:graphic xmlns:a="http://schemas.openxmlformats.org/drawingml/2006/main">
+              <a:graphicData uri="http://schemas.openxmlformats.org/drawingml/2006/picture">
+                <pic:pic xmlns:pic="http://schemas.openxmlformats.org/drawingml/2006/picture">
+                  <pic:nvPicPr>
+                    <pic:cNvPr id="1" name=""/>
+                    <pic:cNvPicPr/>
+                  </pic:nvPicPr>
+                  <pic:blipFill>
+                    <a:blip r:embed="rId13"/>
+                    <a:stretch>
+                      <a:fillRect/>
+                    </a:stretch>
+                  </pic:blipFill>
+                  <pic:spPr>
+                    <a:xfrm>
+                      <a:off x="0" y="0"/>
+                      <a:ext cx="4152896" cy="2291529"/>
+                    </a:xfrm>
+                    <a:prstGeom prst="rect">
+                      <a:avLst/>
+                    </a:prstGeom>
+                  </pic:spPr>
+                </pic:pic>
+              </a:graphicData>
+            </a:graphic>
+          </wp:inline>
+        </w:drawing>
+      </w:r>
+    </w:p>
+    <w:p>
+      <w:pPr>
+        <w:pStyle w:val="a4"/>
+        <w:ind w:firstLine="708"/>
+        <w:jc w:val="center"/>
+      </w:pPr>
+      <w:r>
+        <w:t>Рисунок 8 – Главная страница прототипа системы по учёту персонала в банке</w:t>
+      </w:r>
+    </w:p>
+    <w:p>
+      <w:pPr>
+        <w:pStyle w:val="a4"/>
+        <w:ind w:firstLine="708"/>
+        <w:jc w:val="center"/>
+      </w:pPr>
+      <w:r>
+        <w:rPr>
+          <w:noProof/>
+        </w:rPr>
+        <w:drawing>
+          <wp:inline distT="0" distB="0" distL="0" distR="0" wp14:anchorId="710564EF" wp14:editId="28F6725F">
+            <wp:extent cx="4477407" cy="2477770"/>
+            <wp:effectExtent l="0" t="0" r="0" b="0"/>
+            <wp:docPr id="9" name="Рисунок 9"/>
+            <wp:cNvGraphicFramePr>
+              <a:graphicFrameLocks xmlns:a="http://schemas.openxmlformats.org/drawingml/2006/main" noChangeAspect="1"/>
+            </wp:cNvGraphicFramePr>
+            <a:graphic xmlns:a="http://schemas.openxmlformats.org/drawingml/2006/main">
+              <a:graphicData uri="http://schemas.openxmlformats.org/drawingml/2006/picture">
+                <pic:pic xmlns:pic="http://schemas.openxmlformats.org/drawingml/2006/picture">
+                  <pic:nvPicPr>
+                    <pic:cNvPr id="1" name=""/>
+                    <pic:cNvPicPr/>
+                  </pic:nvPicPr>
+                  <pic:blipFill>
+                    <a:blip r:embed="rId14"/>
+                    <a:stretch>
+                      <a:fillRect/>
+                    </a:stretch>
+                  </pic:blipFill>
+                  <pic:spPr>
+                    <a:xfrm>
+                      <a:off x="0" y="0"/>
+                      <a:ext cx="4492073" cy="2485886"/>
+                    </a:xfrm>
+                    <a:prstGeom prst="rect">
+                      <a:avLst/>
+                    </a:prstGeom>
+                  </pic:spPr>
+                </pic:pic>
+              </a:graphicData>
+            </a:graphic>
+          </wp:inline>
+        </w:drawing>
+      </w:r>
+    </w:p>
+    <w:p>
+      <w:pPr>
+        <w:pStyle w:val="a4"/>
+        <w:ind w:firstLine="708"/>
+        <w:jc w:val="center"/>
+      </w:pPr>
+      <w:r>
+        <w:t>Рисунок 9 – Страница «Сотрудники» прототипа системы по учёту персонала в банке</w:t>
+      </w:r>
+    </w:p>
+    <w:p>
+      <w:pPr>
+        <w:pStyle w:val="a4"/>
+        <w:ind w:firstLine="708"/>
+        <w:jc w:val="center"/>
+      </w:pPr>
+      <w:r>
+        <w:rPr>
+          <w:noProof/>
+        </w:rPr>
+        <w:drawing>
+          <wp:inline distT="0" distB="0" distL="0" distR="0" wp14:anchorId="45057592" wp14:editId="2AE5D4DC">
+            <wp:extent cx="2910424" cy="1638300"/>
+            <wp:effectExtent l="0" t="0" r="4445" b="0"/>
+            <wp:docPr id="10" name="Рисунок 10"/>
+            <wp:cNvGraphicFramePr>
+              <a:graphicFrameLocks xmlns:a="http://schemas.openxmlformats.org/drawingml/2006/main" noChangeAspect="1"/>
+            </wp:cNvGraphicFramePr>
+            <a:graphic xmlns:a="http://schemas.openxmlformats.org/drawingml/2006/main">
+              <a:graphicData uri="http://schemas.openxmlformats.org/drawingml/2006/picture">
+                <pic:pic xmlns:pic="http://schemas.openxmlformats.org/drawingml/2006/picture">
+                  <pic:nvPicPr>
+                    <pic:cNvPr id="1" name=""/>
+                    <pic:cNvPicPr/>
+                  </pic:nvPicPr>
+                  <pic:blipFill>
+                    <a:blip r:embed="rId15"/>
+                    <a:stretch>
+                      <a:fillRect/>
+                    </a:stretch>
+                  </pic:blipFill>
+                  <pic:spPr>
+                    <a:xfrm>
+                      <a:off x="0" y="0"/>
+                      <a:ext cx="2936234" cy="1652829"/>
+                    </a:xfrm>
+                    <a:prstGeom prst="rect">
+                      <a:avLst/>
+                    </a:prstGeom>
+                  </pic:spPr>
+                </pic:pic>
+              </a:graphicData>
+            </a:graphic>
+          </wp:inline>
+        </w:drawing>
+      </w:r>
+    </w:p>
+    <w:p>
+      <w:pPr>
+        <w:pStyle w:val="a4"/>
+        <w:ind w:firstLine="708"/>
+        <w:jc w:val="center"/>
+      </w:pPr>
+      <w:r>
+        <w:t>Рисунок</w:t>
+      </w:r>
+      <w:r>
+        <w:t xml:space="preserve"> 10</w:t>
+      </w:r>
+      <w:r>
+        <w:t xml:space="preserve"> </w:t>
+      </w:r>
+      <w:r>
+        <w:t>–</w:t>
+      </w:r>
+      <w:r>
+        <w:t xml:space="preserve"> Страница</w:t>
+      </w:r>
+      <w:r>
+        <w:t xml:space="preserve"> «Подразделения» прототипа</w:t>
+      </w:r>
+      <w:r>
+        <w:t xml:space="preserve"> </w:t>
+      </w:r>
+      <w:r>
+        <w:t>системы по учёту персонала в банке</w:t>
+      </w:r>
+    </w:p>
+    <w:p>
+      <w:pPr>
+        <w:pStyle w:val="a4"/>
+        <w:ind w:firstLine="708"/>
+        <w:jc w:val="center"/>
+      </w:pPr>
+      <w:r>
+        <w:rPr>
+          <w:noProof/>
+        </w:rPr>
+        <w:lastRenderedPageBreak/>
+        <w:drawing>
+          <wp:inline distT="0" distB="0" distL="0" distR="0" wp14:anchorId="71466157" wp14:editId="6091CFC1">
+            <wp:extent cx="3842027" cy="2179955"/>
+            <wp:effectExtent l="0" t="0" r="6350" b="0"/>
+            <wp:docPr id="12" name="Рисунок 12"/>
+            <wp:cNvGraphicFramePr>
+              <a:graphicFrameLocks xmlns:a="http://schemas.openxmlformats.org/drawingml/2006/main" noChangeAspect="1"/>
+            </wp:cNvGraphicFramePr>
+            <a:graphic xmlns:a="http://schemas.openxmlformats.org/drawingml/2006/main">
+              <a:graphicData uri="http://schemas.openxmlformats.org/drawingml/2006/picture">
+                <pic:pic xmlns:pic="http://schemas.openxmlformats.org/drawingml/2006/picture">
+                  <pic:nvPicPr>
+                    <pic:cNvPr id="1" name=""/>
+                    <pic:cNvPicPr/>
+                  </pic:nvPicPr>
+                  <pic:blipFill>
+                    <a:blip r:embed="rId16"/>
+                    <a:stretch>
+                      <a:fillRect/>
+                    </a:stretch>
+                  </pic:blipFill>
+                  <pic:spPr>
+                    <a:xfrm>
+                      <a:off x="0" y="0"/>
+                      <a:ext cx="3854689" cy="2187139"/>
+                    </a:xfrm>
+                    <a:prstGeom prst="rect">
+                      <a:avLst/>
+                    </a:prstGeom>
+                  </pic:spPr>
+                </pic:pic>
+              </a:graphicData>
+            </a:graphic>
+          </wp:inline>
+        </w:drawing>
+      </w:r>
+    </w:p>
+    <w:p>
+      <w:pPr>
+        <w:pStyle w:val="a4"/>
+        <w:ind w:firstLine="708"/>
+        <w:jc w:val="center"/>
+      </w:pPr>
+      <w:r>
+        <w:t>Рисунок 11 – Страница «Карточка сотрудника» прототипа системы по учёту персонала в банке</w:t>
+      </w:r>
+    </w:p>
+    <w:p>
+      <w:pPr>
+        <w:pStyle w:val="a4"/>
+        <w:ind w:firstLine="708"/>
+        <w:jc w:val="center"/>
+      </w:pPr>
+      <w:r>
+        <w:rPr>
+          <w:noProof/>
+        </w:rPr>
+        <w:drawing>
+          <wp:inline distT="0" distB="0" distL="0" distR="0" wp14:anchorId="0EC98CF3" wp14:editId="448EE120">
+            <wp:extent cx="3257296" cy="1873250"/>
+            <wp:effectExtent l="0" t="0" r="635" b="0"/>
+            <wp:docPr id="13" name="Рисунок 13"/>
+            <wp:cNvGraphicFramePr>
+              <a:graphicFrameLocks xmlns:a="http://schemas.openxmlformats.org/drawingml/2006/main" noChangeAspect="1"/>
+            </wp:cNvGraphicFramePr>
+            <a:graphic xmlns:a="http://schemas.openxmlformats.org/drawingml/2006/main">
+              <a:graphicData uri="http://schemas.openxmlformats.org/drawingml/2006/picture">
+                <pic:pic xmlns:pic="http://schemas.openxmlformats.org/drawingml/2006/picture">
+                  <pic:nvPicPr>
+                    <pic:cNvPr id="1" name=""/>
+                    <pic:cNvPicPr/>
+                  </pic:nvPicPr>
+                  <pic:blipFill>
+                    <a:blip r:embed="rId17"/>
+                    <a:stretch>
+                      <a:fillRect/>
+                    </a:stretch>
+                  </pic:blipFill>
+                  <pic:spPr>
+                    <a:xfrm>
+                      <a:off x="0" y="0"/>
+                      <a:ext cx="3268827" cy="1879882"/>
+                    </a:xfrm>
+                    <a:prstGeom prst="rect">
+                      <a:avLst/>
+                    </a:prstGeom>
+                  </pic:spPr>
+                </pic:pic>
+              </a:graphicData>
+            </a:graphic>
+          </wp:inline>
+        </w:drawing>
+      </w:r>
+    </w:p>
+    <w:p>
+      <w:pPr>
+        <w:pStyle w:val="a4"/>
+        <w:ind w:firstLine="708"/>
+        <w:jc w:val="center"/>
+      </w:pPr>
+      <w:r>
+        <w:t>Рисунок 12 – Страница «Статистика» прототипа системы по учёту персонала в банке</w:t>
+      </w:r>
+    </w:p>
+    <w:p>
+      <w:pPr>
+        <w:pStyle w:val="a4"/>
+        <w:ind w:firstLine="708"/>
+        <w:jc w:val="center"/>
+      </w:pPr>
+    </w:p>
+    <w:p>
+      <w:pPr>
+        <w:pStyle w:val="a4"/>
+        <w:ind w:firstLine="708"/>
+      </w:pPr>
+    </w:p>
+    <w:p>
+      <w:pPr>
+        <w:pStyle w:val="a4"/>
+        <w:ind w:firstLine="708"/>
+        <w:jc w:val="center"/>
+      </w:pPr>
+    </w:p>
+    <w:p>
+      <w:pPr>
+        <w:pStyle w:val="a4"/>
+        <w:ind w:firstLine="708"/>
+        <w:jc w:val="center"/>
+      </w:pPr>
+    </w:p>
+    <w:p>
+      <w:pPr>
+        <w:pStyle w:val="a4"/>
+        <w:ind w:firstLine="708"/>
+        <w:jc w:val="center"/>
+      </w:pPr>
+    </w:p>
+    <w:p>
+      <w:pPr>
+        <w:pStyle w:val="a4"/>
+        <w:ind w:firstLine="708"/>
+        <w:jc w:val="center"/>
+      </w:pPr>
+    </w:p>
+    <w:p>
+      <w:pPr>
+        <w:pStyle w:val="a4"/>
+        <w:ind w:firstLine="708"/>
+        <w:jc w:val="center"/>
       </w:pPr>
     </w:p>
     <w:p>
@@ -3397,27 +3932,30 @@
       <w:pPr>
         <w:pStyle w:val="a4"/>
         <w:ind w:firstLine="708"/>
-        <w:jc w:val="both"/>
       </w:pPr>
       <w:r>
         <w:t>В ходе прохождения проектной практики автором была полностью достигнута основная цель — разработана и внедрена информационная система учёта персонала для АО «Региональный кредитный альянс», обеспечивающая централизованное управление кадровыми данными банка с численностью персонала свыше 2 500 человек.</w:t>
       </w:r>
-    </w:p>
-    <w:p>
-      <w:pPr>
-        <w:pStyle w:val="a4"/>
-        <w:ind w:firstLine="708"/>
-        <w:jc w:val="both"/>
-      </w:pPr>
-      <w:r>
-        <w:t>По итогам выполнения проекта можно сделать следующие ключевые выводы. Во-первых, анализ деятельности заказчика выявил критические недостатки «ручного» управления кадровым учётом и расчётом заработной платы, включая высокую вероятность ошибок, нарушение сроков сдачи отчётности в ЦБ РФ и низкую скорость обработки запросов руководства. Во-вторых, спроектированная и реализованная автором информационная система на платформе, совместимой с текущим ИТ-ландшафтом банка, позволила полностью устранить выявленные недостатки.</w:t>
-      </w:r>
-    </w:p>
-    <w:p>
-      <w:pPr>
-        <w:pStyle w:val="a4"/>
-        <w:ind w:firstLine="708"/>
-        <w:jc w:val="both"/>
+      <w:r>
+        <w:t xml:space="preserve"> </w:t>
+      </w:r>
+      <w:r>
+        <w:t xml:space="preserve">По итогам выполнения проекта можно сделать следующие ключевые выводы. </w:t>
+      </w:r>
+    </w:p>
+    <w:p>
+      <w:pPr>
+        <w:pStyle w:val="a4"/>
+        <w:ind w:firstLine="708"/>
+      </w:pPr>
+      <w:r>
+        <w:t>Во-первых, анализ деятельности заказчика выявил критические недостатки «ручного» управления кадровым учётом и расчётом заработной платы, включая высокую вероятность ошибок, нарушение сроков сдачи отчётности в ЦБ РФ и низкую скорость обработки запросов руководства. Во-вторых, спроектированная и реализованная автором информационная система на платформе, совместимой с текущим ИТ-ландшафтом банка, позволила полностью устранить выявленные недостатки.</w:t>
+      </w:r>
+    </w:p>
+    <w:p>
+      <w:pPr>
+        <w:pStyle w:val="a4"/>
+        <w:ind w:firstLine="708"/>
       </w:pPr>
       <w:r>
         <w:t>В результате внедрения системы достигнуты следующие практические результаты, подтверждённые актами заказчика:</w:t>
@@ -3430,7 +3968,6 @@
           <w:ilvl w:val="0"/>
           <w:numId w:val="30"/>
         </w:numPr>
-        <w:jc w:val="both"/>
       </w:pPr>
       <w:r>
         <w:t>Сокращение времени на расчёт заработной платы с 3 дней до 4 часов;</w:t>
@@ -3443,7 +3980,6 @@
           <w:ilvl w:val="0"/>
           <w:numId w:val="30"/>
         </w:numPr>
-        <w:jc w:val="both"/>
       </w:pPr>
       <w:r>
         <w:t>Снижение нагрузки на отдел кадров (оптимизация штата с 9 до 6 единиц) при росте объёма обрабатываемых документов на 30%;</w:t>
@@ -3456,7 +3992,6 @@
           <w:ilvl w:val="0"/>
           <w:numId w:val="30"/>
         </w:numPr>
-        <w:jc w:val="both"/>
       </w:pPr>
       <w:r>
         <w:t>Ускорение формирования регламентированной отчётности для ЦБ РФ с 7–10 дней до 2 часов;</w:t>
@@ -3469,7 +4004,6 @@
           <w:ilvl w:val="0"/>
           <w:numId w:val="30"/>
         </w:numPr>
-        <w:jc w:val="both"/>
       </w:pPr>
       <w:r>
         <w:t>Полная автоматизация учёта оценочных обязательств по Положению 465-П;</w:t>
@@ -3482,7 +4016,6 @@
           <w:ilvl w:val="0"/>
           <w:numId w:val="30"/>
         </w:numPr>
-        <w:jc w:val="both"/>
       </w:pPr>
       <w:r>
         <w:t>Обеспечение информационной безопасности и разграничения доступа к персональным данным.</w:t>
@@ -3492,7 +4025,6 @@
       <w:pPr>
         <w:pStyle w:val="a4"/>
         <w:ind w:firstLine="708"/>
-        <w:jc w:val="both"/>
       </w:pPr>
       <w:r>
         <w:lastRenderedPageBreak/>
@@ -3514,7 +4046,6 @@
       <w:pPr>
         <w:pStyle w:val="a4"/>
         <w:ind w:firstLine="708"/>
-        <w:jc w:val="both"/>
       </w:pPr>
       <w:r>
         <w:t>Таким образом, задачи проектной практики можно считать выполненными досрочно и с высоким качеством. Полученный опыт разработки и внедрения корпоративной ИС в крупной финансовой организации позволил автору закрепить профессиональные компетенции в области системного анализа, проектирования баз данных и автоматизации бизнес-процессов. Результаты работы рекомендованы к тиражированию в других региональных банковских структурах со схожей организационной структурой.</w:t>
@@ -3524,7 +4055,6 @@
       <w:pPr>
         <w:pStyle w:val="a4"/>
         <w:ind w:firstLine="708"/>
-        <w:jc w:val="both"/>
       </w:pPr>
       <w:r>
         <w:t>Все поставленные задачи были выполнены, а именно</w:t>
@@ -3540,7 +4070,6 @@
           <w:ilvl w:val="0"/>
           <w:numId w:val="12"/>
         </w:numPr>
-        <w:jc w:val="both"/>
       </w:pPr>
       <w:r>
         <w:t>ведение базы сотрудников;</w:t>
@@ -3553,7 +4082,6 @@
           <w:ilvl w:val="0"/>
           <w:numId w:val="12"/>
         </w:numPr>
-        <w:jc w:val="both"/>
       </w:pPr>
       <w:r>
         <w:t>учёт подразделений банка;</w:t>
@@ -3566,7 +4094,6 @@
           <w:ilvl w:val="0"/>
           <w:numId w:val="12"/>
         </w:numPr>
-        <w:jc w:val="both"/>
       </w:pPr>
       <w:r>
         <w:t>хранение кадровой информации;</w:t>
@@ -3579,7 +4106,6 @@
           <w:ilvl w:val="0"/>
           <w:numId w:val="12"/>
         </w:numPr>
-        <w:jc w:val="both"/>
       </w:pPr>
       <w:r>
         <w:t>поиск и фильтрация сотрудников;</w:t>
@@ -3592,7 +4118,6 @@
           <w:ilvl w:val="0"/>
           <w:numId w:val="12"/>
         </w:numPr>
-        <w:jc w:val="both"/>
       </w:pPr>
       <w:r>
         <w:t>просмотр статистики по персоналу;</w:t>
@@ -3605,7 +4130,6 @@
           <w:ilvl w:val="0"/>
           <w:numId w:val="12"/>
         </w:numPr>
-        <w:jc w:val="both"/>
       </w:pPr>
       <w:r>
         <w:t>подготовка документации по проекту;</w:t>
@@ -3618,7 +4142,6 @@
           <w:ilvl w:val="0"/>
           <w:numId w:val="12"/>
         </w:numPr>
-        <w:jc w:val="both"/>
       </w:pPr>
       <w:r>
         <w:t xml:space="preserve">размещение проекта в </w:t>
@@ -3636,21 +4159,18 @@
       <w:pPr>
         <w:pStyle w:val="a4"/>
         <w:ind w:firstLine="708"/>
-        <w:jc w:val="both"/>
-      </w:pPr>
-    </w:p>
-    <w:p>
-      <w:pPr>
-        <w:pStyle w:val="a4"/>
-        <w:ind w:firstLine="708"/>
-        <w:jc w:val="both"/>
-      </w:pPr>
-    </w:p>
-    <w:p>
-      <w:pPr>
-        <w:pStyle w:val="a4"/>
-        <w:ind w:firstLine="708"/>
-        <w:jc w:val="both"/>
+      </w:pPr>
+    </w:p>
+    <w:p>
+      <w:pPr>
+        <w:pStyle w:val="a4"/>
+        <w:ind w:firstLine="708"/>
+      </w:pPr>
+    </w:p>
+    <w:p>
+      <w:pPr>
+        <w:pStyle w:val="a4"/>
+        <w:ind w:firstLine="708"/>
       </w:pPr>
       <w:r>
         <w:lastRenderedPageBreak/>
@@ -3661,12 +4181,11 @@
       <w:pPr>
         <w:pStyle w:val="a4"/>
         <w:ind w:firstLine="708"/>
-        <w:jc w:val="both"/>
       </w:pPr>
       <w:r>
         <w:t xml:space="preserve">1. </w:t>
       </w:r>
-      <w:hyperlink r:id="rId6" w:history="1">
+      <w:hyperlink r:id="rId18" w:history="1">
         <w:r>
           <w:rPr>
             <w:rStyle w:val="a7"/>
@@ -3690,12 +4209,11 @@
       <w:pPr>
         <w:pStyle w:val="a4"/>
         <w:ind w:firstLine="708"/>
-        <w:jc w:val="both"/>
       </w:pPr>
       <w:r>
         <w:t xml:space="preserve">2. </w:t>
       </w:r>
-      <w:hyperlink r:id="rId7" w:history="1">
+      <w:hyperlink r:id="rId19" w:history="1">
         <w:r>
           <w:rPr>
             <w:rStyle w:val="a7"/>
@@ -3720,12 +4238,11 @@
       <w:pPr>
         <w:pStyle w:val="a4"/>
         <w:ind w:firstLine="708"/>
-        <w:jc w:val="both"/>
       </w:pPr>
       <w:r>
         <w:t xml:space="preserve">3. </w:t>
       </w:r>
-      <w:hyperlink r:id="rId8" w:history="1">
+      <w:hyperlink r:id="rId20" w:history="1">
         <w:r>
           <w:rPr>
             <w:rStyle w:val="a7"/>
@@ -3818,37 +4335,228 @@
       <w:pPr>
         <w:pStyle w:val="a4"/>
         <w:ind w:firstLine="708"/>
-        <w:jc w:val="both"/>
-      </w:pPr>
-      <w:r>
+        <w:rPr>
+          <w:lang w:val="en-US"/>
+        </w:rPr>
+      </w:pPr>
+      <w:r>
+        <w:rPr>
+          <w:lang w:val="en-US"/>
+        </w:rPr>
         <w:t xml:space="preserve">4. </w:t>
       </w:r>
-      <w:hyperlink r:id="rId9" w:history="1">
+      <w:hyperlink r:id="rId21" w:history="1">
+        <w:r>
+          <w:rPr>
+            <w:rStyle w:val="a7"/>
+            <w:lang w:val="en-US"/>
+          </w:rPr>
+          <w:t>https://doka.guide/</w:t>
+        </w:r>
+      </w:hyperlink>
+      <w:r>
+        <w:rPr>
+          <w:lang w:val="en-US"/>
+        </w:rPr>
+        <w:t xml:space="preserve"> - </w:t>
+      </w:r>
+      <w:r>
+        <w:t>Дока</w:t>
+      </w:r>
+      <w:r>
+        <w:rPr>
+          <w:lang w:val="en-US"/>
+        </w:rPr>
+        <w:t xml:space="preserve"> </w:t>
+      </w:r>
+      <w:r>
+        <w:rPr>
+          <w:lang w:val="en-US"/>
+        </w:rPr>
+        <w:t>Guide</w:t>
+      </w:r>
+    </w:p>
+    <w:p>
+      <w:pPr>
+        <w:pStyle w:val="a4"/>
+        <w:ind w:firstLine="708"/>
+        <w:jc w:val="left"/>
+      </w:pPr>
+      <w:r>
+        <w:rPr>
+          <w:lang w:val="en-US"/>
+        </w:rPr>
+        <w:t xml:space="preserve">5. </w:t>
+      </w:r>
+      <w:hyperlink r:id="rId22" w:history="1">
+        <w:r>
+          <w:rPr>
+            <w:rStyle w:val="a7"/>
+            <w:lang w:val="en-US"/>
+          </w:rPr>
+          <w:t>https</w:t>
+        </w:r>
         <w:r>
           <w:rPr>
             <w:rStyle w:val="a7"/>
           </w:rPr>
-          <w:t>https://doka.guide/</w:t>
+          <w:t>://</w:t>
+        </w:r>
+        <w:proofErr w:type="spellStart"/>
+        <w:r>
+          <w:rPr>
+            <w:rStyle w:val="a7"/>
+            <w:lang w:val="en-US"/>
+          </w:rPr>
+          <w:t>github</w:t>
+        </w:r>
+        <w:proofErr w:type="spellEnd"/>
+        <w:r>
+          <w:rPr>
+            <w:rStyle w:val="a7"/>
+          </w:rPr>
+          <w:t>.</w:t>
+        </w:r>
+        <w:r>
+          <w:rPr>
+            <w:rStyle w:val="a7"/>
+            <w:lang w:val="en-US"/>
+          </w:rPr>
+          <w:t>com</w:t>
+        </w:r>
+        <w:r>
+          <w:rPr>
+            <w:rStyle w:val="a7"/>
+          </w:rPr>
+          <w:t>/</w:t>
+        </w:r>
+        <w:proofErr w:type="spellStart"/>
+        <w:r>
+          <w:rPr>
+            <w:rStyle w:val="a7"/>
+            <w:lang w:val="en-US"/>
+          </w:rPr>
+          <w:t>JZXsakura</w:t>
+        </w:r>
+        <w:proofErr w:type="spellEnd"/>
+        <w:r>
+          <w:rPr>
+            <w:rStyle w:val="a7"/>
+          </w:rPr>
+          <w:t>/</w:t>
+        </w:r>
+        <w:r>
+          <w:rPr>
+            <w:rStyle w:val="a7"/>
+            <w:lang w:val="en-US"/>
+          </w:rPr>
+          <w:t>bank</w:t>
+        </w:r>
+        <w:r>
+          <w:rPr>
+            <w:rStyle w:val="a7"/>
+          </w:rPr>
+          <w:t>-</w:t>
+        </w:r>
+        <w:r>
+          <w:rPr>
+            <w:rStyle w:val="a7"/>
+            <w:lang w:val="en-US"/>
+          </w:rPr>
+          <w:t>personnel</w:t>
+        </w:r>
+        <w:r>
+          <w:rPr>
+            <w:rStyle w:val="a7"/>
+          </w:rPr>
+          <w:t>-</w:t>
+        </w:r>
+        <w:r>
+          <w:rPr>
+            <w:rStyle w:val="a7"/>
+            <w:lang w:val="en-US"/>
+          </w:rPr>
+          <w:t>system</w:t>
+        </w:r>
+        <w:r>
+          <w:rPr>
+            <w:rStyle w:val="a7"/>
+          </w:rPr>
+          <w:t>-</w:t>
+        </w:r>
+        <w:r>
+          <w:rPr>
+            <w:rStyle w:val="a7"/>
+            <w:lang w:val="en-US"/>
+          </w:rPr>
+          <w:t>practice</w:t>
+        </w:r>
+        <w:r>
+          <w:rPr>
+            <w:rStyle w:val="a7"/>
+          </w:rPr>
+          <w:t>/</w:t>
+        </w:r>
+        <w:r>
+          <w:rPr>
+            <w:rStyle w:val="a7"/>
+            <w:lang w:val="en-US"/>
+          </w:rPr>
+          <w:t>tree</w:t>
+        </w:r>
+        <w:r>
+          <w:rPr>
+            <w:rStyle w:val="a7"/>
+          </w:rPr>
+          <w:t>/</w:t>
+        </w:r>
+        <w:r>
+          <w:rPr>
+            <w:rStyle w:val="a7"/>
+            <w:lang w:val="en-US"/>
+          </w:rPr>
+          <w:t>mai</w:t>
+        </w:r>
+        <w:r>
+          <w:rPr>
+            <w:rStyle w:val="a7"/>
+            <w:lang w:val="en-US"/>
+          </w:rPr>
+          <w:t>n</w:t>
+        </w:r>
+        <w:r>
+          <w:rPr>
+            <w:rStyle w:val="a7"/>
+          </w:rPr>
+          <w:t>/</w:t>
+        </w:r>
+        <w:r>
+          <w:rPr>
+            <w:rStyle w:val="a7"/>
+            <w:lang w:val="en-US"/>
+          </w:rPr>
+          <w:t>docs</w:t>
         </w:r>
       </w:hyperlink>
       <w:r>
-        <w:t xml:space="preserve"> - Дока </w:t>
+        <w:t xml:space="preserve"> - </w:t>
+      </w:r>
+      <w:proofErr w:type="spellStart"/>
+      <w:r>
+        <w:t>репозиторий</w:t>
+      </w:r>
+      <w:proofErr w:type="spellEnd"/>
+      <w:r>
+        <w:t xml:space="preserve"> на </w:t>
       </w:r>
       <w:r>
         <w:rPr>
           <w:lang w:val="en-US"/>
         </w:rPr>
-        <w:t>Guide</w:t>
+        <w:t>GitHub</w:t>
       </w:r>
       <w:bookmarkStart w:id="0" w:name="_GoBack"/>
       <w:bookmarkEnd w:id="0"/>
-    </w:p>
-    <w:p>
-      <w:pPr>
-        <w:pStyle w:val="a4"/>
-        <w:ind w:firstLine="708"/>
-        <w:jc w:val="both"/>
-      </w:pPr>
     </w:p>
     <w:sectPr>
       <w:pgSz w:w="11906" w:h="16838"/>
@@ -8151,9 +8859,10 @@
     <w:name w:val="No Spacing"/>
     <w:uiPriority w:val="1"/>
     <w:qFormat/>
-    <w:rsid w:val="00FC77D9"/>
+    <w:rsid w:val="00154CB8"/>
     <w:pPr>
       <w:spacing w:before="240" w:after="240" w:line="360" w:lineRule="auto"/>
+      <w:jc w:val="both"/>
     </w:pPr>
     <w:rPr>
       <w:rFonts w:eastAsia="Calibri"/>
@@ -8240,6 +8949,18 @@
     <w:rsid w:val="00B93349"/>
     <w:rPr>
       <w:color w:val="0000FF"/>
+      <w:u w:val="single"/>
+    </w:rPr>
+  </w:style>
+  <w:style w:type="character" w:styleId="a8">
+    <w:name w:val="FollowedHyperlink"/>
+    <w:basedOn w:val="a0"/>
+    <w:uiPriority w:val="99"/>
+    <w:semiHidden/>
+    <w:unhideWhenUsed/>
+    <w:rsid w:val="000F3032"/>
+    <w:rPr>
+      <w:color w:val="954F72" w:themeColor="followedHyperlink"/>
       <w:u w:val="single"/>
     </w:rPr>
   </w:style>

--- a/reports/Report.docx
+++ b/reports/Report.docx
@@ -4335,60 +4335,11 @@
       <w:pPr>
         <w:pStyle w:val="a4"/>
         <w:ind w:firstLine="708"/>
-        <w:rPr>
-          <w:lang w:val="en-US"/>
-        </w:rPr>
-      </w:pPr>
-      <w:r>
-        <w:rPr>
-          <w:lang w:val="en-US"/>
-        </w:rPr>
+      </w:pPr>
+      <w:r>
         <w:t xml:space="preserve">4. </w:t>
       </w:r>
       <w:hyperlink r:id="rId21" w:history="1">
-        <w:r>
-          <w:rPr>
-            <w:rStyle w:val="a7"/>
-            <w:lang w:val="en-US"/>
-          </w:rPr>
-          <w:t>https://doka.guide/</w:t>
-        </w:r>
-      </w:hyperlink>
-      <w:r>
-        <w:rPr>
-          <w:lang w:val="en-US"/>
-        </w:rPr>
-        <w:t xml:space="preserve"> - </w:t>
-      </w:r>
-      <w:r>
-        <w:t>Дока</w:t>
-      </w:r>
-      <w:r>
-        <w:rPr>
-          <w:lang w:val="en-US"/>
-        </w:rPr>
-        <w:t xml:space="preserve"> </w:t>
-      </w:r>
-      <w:r>
-        <w:rPr>
-          <w:lang w:val="en-US"/>
-        </w:rPr>
-        <w:t>Guide</w:t>
-      </w:r>
-    </w:p>
-    <w:p>
-      <w:pPr>
-        <w:pStyle w:val="a4"/>
-        <w:ind w:firstLine="708"/>
-        <w:jc w:val="left"/>
-      </w:pPr>
-      <w:r>
-        <w:rPr>
-          <w:lang w:val="en-US"/>
-        </w:rPr>
-        <w:t xml:space="preserve">5. </w:t>
-      </w:r>
-      <w:hyperlink r:id="rId22" w:history="1">
         <w:r>
           <w:rPr>
             <w:rStyle w:val="a7"/>
@@ -4408,7 +4359,7 @@
             <w:rStyle w:val="a7"/>
             <w:lang w:val="en-US"/>
           </w:rPr>
-          <w:t>github</w:t>
+          <w:t>doka</w:t>
         </w:r>
         <w:proofErr w:type="spellEnd"/>
         <w:r>
@@ -4422,7 +4373,7 @@
             <w:rStyle w:val="a7"/>
             <w:lang w:val="en-US"/>
           </w:rPr>
-          <w:t>com</w:t>
+          <w:t>guide</w:t>
         </w:r>
         <w:r>
           <w:rPr>
@@ -4430,116 +4381,37 @@
           </w:rPr>
           <w:t>/</w:t>
         </w:r>
-        <w:proofErr w:type="spellStart"/>
-        <w:r>
-          <w:rPr>
-            <w:rStyle w:val="a7"/>
-            <w:lang w:val="en-US"/>
-          </w:rPr>
-          <w:t>JZXsakura</w:t>
-        </w:r>
-        <w:proofErr w:type="spellEnd"/>
-        <w:r>
-          <w:rPr>
-            <w:rStyle w:val="a7"/>
-          </w:rPr>
-          <w:t>/</w:t>
-        </w:r>
-        <w:r>
-          <w:rPr>
-            <w:rStyle w:val="a7"/>
-            <w:lang w:val="en-US"/>
-          </w:rPr>
-          <w:t>bank</w:t>
-        </w:r>
-        <w:r>
-          <w:rPr>
-            <w:rStyle w:val="a7"/>
-          </w:rPr>
-          <w:t>-</w:t>
-        </w:r>
-        <w:r>
-          <w:rPr>
-            <w:rStyle w:val="a7"/>
-            <w:lang w:val="en-US"/>
-          </w:rPr>
-          <w:t>personnel</w:t>
-        </w:r>
-        <w:r>
-          <w:rPr>
-            <w:rStyle w:val="a7"/>
-          </w:rPr>
-          <w:t>-</w:t>
-        </w:r>
-        <w:r>
-          <w:rPr>
-            <w:rStyle w:val="a7"/>
-            <w:lang w:val="en-US"/>
-          </w:rPr>
-          <w:t>system</w:t>
-        </w:r>
-        <w:r>
-          <w:rPr>
-            <w:rStyle w:val="a7"/>
-          </w:rPr>
-          <w:t>-</w:t>
-        </w:r>
-        <w:r>
-          <w:rPr>
-            <w:rStyle w:val="a7"/>
-            <w:lang w:val="en-US"/>
-          </w:rPr>
-          <w:t>practice</w:t>
-        </w:r>
-        <w:r>
-          <w:rPr>
-            <w:rStyle w:val="a7"/>
-          </w:rPr>
-          <w:t>/</w:t>
-        </w:r>
-        <w:r>
-          <w:rPr>
-            <w:rStyle w:val="a7"/>
-            <w:lang w:val="en-US"/>
-          </w:rPr>
-          <w:t>tree</w:t>
-        </w:r>
-        <w:r>
-          <w:rPr>
-            <w:rStyle w:val="a7"/>
-          </w:rPr>
-          <w:t>/</w:t>
-        </w:r>
-        <w:r>
-          <w:rPr>
-            <w:rStyle w:val="a7"/>
-            <w:lang w:val="en-US"/>
-          </w:rPr>
-          <w:t>mai</w:t>
-        </w:r>
-        <w:r>
-          <w:rPr>
-            <w:rStyle w:val="a7"/>
-            <w:lang w:val="en-US"/>
-          </w:rPr>
-          <w:t>n</w:t>
-        </w:r>
-        <w:r>
-          <w:rPr>
-            <w:rStyle w:val="a7"/>
-          </w:rPr>
-          <w:t>/</w:t>
-        </w:r>
-        <w:r>
-          <w:rPr>
-            <w:rStyle w:val="a7"/>
-            <w:lang w:val="en-US"/>
-          </w:rPr>
-          <w:t>docs</w:t>
-        </w:r>
       </w:hyperlink>
       <w:r>
         <w:t xml:space="preserve"> - </w:t>
+      </w:r>
+      <w:r>
+        <w:t>Дока</w:t>
+      </w:r>
+      <w:r>
+        <w:t xml:space="preserve"> </w:t>
+      </w:r>
+      <w:r>
+        <w:rPr>
+          <w:lang w:val="en-US"/>
+        </w:rPr>
+        <w:t>Guide</w:t>
+      </w:r>
+    </w:p>
+    <w:p>
+      <w:pPr>
+        <w:pStyle w:val="a4"/>
+        <w:ind w:firstLine="708"/>
+        <w:jc w:val="left"/>
+      </w:pPr>
+      <w:r>
+        <w:t xml:space="preserve">5. </w:t>
+      </w:r>
+      <w:r>
+        <w:t>https://github.com/JZXsakura/bank-personnel-system-practice</w:t>
+      </w:r>
+      <w:r>
+        <w:t xml:space="preserve"> -  </w:t>
       </w:r>
       <w:proofErr w:type="spellStart"/>
       <w:r>
